--- a/UDA/UDA_ViaPerVia_SecondariaPrimoGrado.docx
+++ b/UDA/UDA_ViaPerVia_SecondariaPrimoGrado.docx
@@ -63,7 +63,7 @@
         <w:rPr>
           <w:rFonts w:ascii="Liberation Mono" w:hAnsi="Liberation Mono"/>
         </w:rPr>
-        <w:t>\[...\]</w:t>
+        <w:t>[...]</w:t>
       </w:r>
       <w:r>
         <w:rPr/>
@@ -97,8 +97,8 @@
         </w:tblCellMar>
       </w:tblPr>
       <w:tblGrid>
-        <w:gridCol w:w="2952"/>
-        <w:gridCol w:w="6685"/>
+        <w:gridCol w:w="2549"/>
+        <w:gridCol w:w="7088"/>
       </w:tblGrid>
       <w:tr>
         <w:trPr>
@@ -106,7 +106,7 @@
         </w:trPr>
         <w:tc>
           <w:tcPr>
-            <w:tcW w:w="2952" w:type="dxa"/>
+            <w:tcW w:w="2549" w:type="dxa"/>
             <w:tcBorders>
               <w:top w:val="single" w:sz="4" w:space="0" w:color="000000"/>
               <w:left w:val="single" w:sz="4" w:space="0" w:color="000000"/>
@@ -128,7 +128,7 @@
         </w:tc>
         <w:tc>
           <w:tcPr>
-            <w:tcW w:w="6685" w:type="dxa"/>
+            <w:tcW w:w="7088" w:type="dxa"/>
             <w:tcBorders>
               <w:top w:val="single" w:sz="4" w:space="0" w:color="000000"/>
               <w:left w:val="single" w:sz="4" w:space="0" w:color="000000"/>
@@ -154,7 +154,7 @@
         <w:trPr/>
         <w:tc>
           <w:tcPr>
-            <w:tcW w:w="2952" w:type="dxa"/>
+            <w:tcW w:w="2549" w:type="dxa"/>
             <w:tcBorders>
               <w:left w:val="single" w:sz="4" w:space="0" w:color="000000"/>
               <w:bottom w:val="single" w:sz="4" w:space="0" w:color="000000"/>
@@ -177,7 +177,7 @@
         </w:tc>
         <w:tc>
           <w:tcPr>
-            <w:tcW w:w="6685" w:type="dxa"/>
+            <w:tcW w:w="7088" w:type="dxa"/>
             <w:tcBorders>
               <w:left w:val="single" w:sz="4" w:space="0" w:color="000000"/>
               <w:bottom w:val="single" w:sz="4" w:space="0" w:color="000000"/>
@@ -202,7 +202,7 @@
         <w:trPr/>
         <w:tc>
           <w:tcPr>
-            <w:tcW w:w="2952" w:type="dxa"/>
+            <w:tcW w:w="2549" w:type="dxa"/>
             <w:tcBorders>
               <w:left w:val="single" w:sz="4" w:space="0" w:color="000000"/>
               <w:bottom w:val="single" w:sz="4" w:space="0" w:color="000000"/>
@@ -225,7 +225,7 @@
         </w:tc>
         <w:tc>
           <w:tcPr>
-            <w:tcW w:w="6685" w:type="dxa"/>
+            <w:tcW w:w="7088" w:type="dxa"/>
             <w:tcBorders>
               <w:left w:val="single" w:sz="4" w:space="0" w:color="000000"/>
               <w:bottom w:val="single" w:sz="4" w:space="0" w:color="000000"/>
@@ -250,7 +250,7 @@
         <w:trPr/>
         <w:tc>
           <w:tcPr>
-            <w:tcW w:w="2952" w:type="dxa"/>
+            <w:tcW w:w="2549" w:type="dxa"/>
             <w:tcBorders>
               <w:left w:val="single" w:sz="4" w:space="0" w:color="000000"/>
               <w:bottom w:val="single" w:sz="4" w:space="0" w:color="000000"/>
@@ -273,7 +273,7 @@
         </w:tc>
         <w:tc>
           <w:tcPr>
-            <w:tcW w:w="6685" w:type="dxa"/>
+            <w:tcW w:w="7088" w:type="dxa"/>
             <w:tcBorders>
               <w:left w:val="single" w:sz="4" w:space="0" w:color="000000"/>
               <w:bottom w:val="single" w:sz="4" w:space="0" w:color="000000"/>
@@ -298,7 +298,7 @@
         <w:trPr/>
         <w:tc>
           <w:tcPr>
-            <w:tcW w:w="2952" w:type="dxa"/>
+            <w:tcW w:w="2549" w:type="dxa"/>
             <w:tcBorders>
               <w:left w:val="single" w:sz="4" w:space="0" w:color="000000"/>
               <w:bottom w:val="single" w:sz="4" w:space="0" w:color="000000"/>
@@ -321,7 +321,7 @@
         </w:tc>
         <w:tc>
           <w:tcPr>
-            <w:tcW w:w="6685" w:type="dxa"/>
+            <w:tcW w:w="7088" w:type="dxa"/>
             <w:tcBorders>
               <w:left w:val="single" w:sz="4" w:space="0" w:color="000000"/>
               <w:bottom w:val="single" w:sz="4" w:space="0" w:color="000000"/>
@@ -346,7 +346,7 @@
         <w:trPr/>
         <w:tc>
           <w:tcPr>
-            <w:tcW w:w="2952" w:type="dxa"/>
+            <w:tcW w:w="2549" w:type="dxa"/>
             <w:tcBorders>
               <w:left w:val="single" w:sz="4" w:space="0" w:color="000000"/>
               <w:bottom w:val="single" w:sz="4" w:space="0" w:color="000000"/>
@@ -369,7 +369,7 @@
         </w:tc>
         <w:tc>
           <w:tcPr>
-            <w:tcW w:w="6685" w:type="dxa"/>
+            <w:tcW w:w="7088" w:type="dxa"/>
             <w:tcBorders>
               <w:left w:val="single" w:sz="4" w:space="0" w:color="000000"/>
               <w:bottom w:val="single" w:sz="4" w:space="0" w:color="000000"/>
@@ -394,7 +394,7 @@
         <w:trPr/>
         <w:tc>
           <w:tcPr>
-            <w:tcW w:w="2952" w:type="dxa"/>
+            <w:tcW w:w="2549" w:type="dxa"/>
             <w:tcBorders>
               <w:left w:val="single" w:sz="4" w:space="0" w:color="000000"/>
               <w:bottom w:val="single" w:sz="4" w:space="0" w:color="000000"/>
@@ -417,7 +417,7 @@
         </w:tc>
         <w:tc>
           <w:tcPr>
-            <w:tcW w:w="6685" w:type="dxa"/>
+            <w:tcW w:w="7088" w:type="dxa"/>
             <w:tcBorders>
               <w:left w:val="single" w:sz="4" w:space="0" w:color="000000"/>
               <w:bottom w:val="single" w:sz="4" w:space="0" w:color="000000"/>
@@ -442,7 +442,7 @@
         <w:trPr/>
         <w:tc>
           <w:tcPr>
-            <w:tcW w:w="2952" w:type="dxa"/>
+            <w:tcW w:w="2549" w:type="dxa"/>
             <w:tcBorders>
               <w:left w:val="single" w:sz="4" w:space="0" w:color="000000"/>
               <w:bottom w:val="single" w:sz="4" w:space="0" w:color="000000"/>
@@ -465,7 +465,7 @@
         </w:tc>
         <w:tc>
           <w:tcPr>
-            <w:tcW w:w="6685" w:type="dxa"/>
+            <w:tcW w:w="7088" w:type="dxa"/>
             <w:tcBorders>
               <w:left w:val="single" w:sz="4" w:space="0" w:color="000000"/>
               <w:bottom w:val="single" w:sz="4" w:space="0" w:color="000000"/>
@@ -490,7 +490,7 @@
         <w:trPr/>
         <w:tc>
           <w:tcPr>
-            <w:tcW w:w="2952" w:type="dxa"/>
+            <w:tcW w:w="2549" w:type="dxa"/>
             <w:tcBorders>
               <w:left w:val="single" w:sz="4" w:space="0" w:color="000000"/>
               <w:bottom w:val="single" w:sz="4" w:space="0" w:color="000000"/>
@@ -513,7 +513,7 @@
         </w:tc>
         <w:tc>
           <w:tcPr>
-            <w:tcW w:w="6685" w:type="dxa"/>
+            <w:tcW w:w="7088" w:type="dxa"/>
             <w:tcBorders>
               <w:left w:val="single" w:sz="4" w:space="0" w:color="000000"/>
               <w:bottom w:val="single" w:sz="4" w:space="0" w:color="000000"/>
@@ -712,7 +712,7 @@
       </w:pPr>
       <w:r>
         <w:rPr/>
-        <w:t>Traguardi di sviluppo delle competenze (Indicazioni Nazionali 2012)</w:t>
+        <w:t>Traguardi di sviluppo delle competenze (Indicazioni Nazionali 2025 — D.M. 221/2025)</w:t>
       </w:r>
     </w:p>
     <w:p>
@@ -747,49 +747,7 @@
       </w:pPr>
       <w:r>
         <w:rPr/>
-        <w:t>Usa manuali, enciclopedie, internet per ricavare informazioni da organizzare in modo autonomo.</w:t>
-      </w:r>
-    </w:p>
-    <w:p>
-      <w:pPr>
-        <w:pStyle w:val="BodyText"/>
-        <w:numPr>
-          <w:ilvl w:val="0"/>
-          <w:numId w:val="3"/>
-        </w:numPr>
-        <w:tabs>
-          <w:tab w:val="clear" w:pos="709"/>
-          <w:tab w:val="left" w:pos="709" w:leader="none"/>
-        </w:tabs>
-        <w:bidi w:val="0"/>
-        <w:ind w:hanging="283" w:left="709"/>
-        <w:jc w:val="left"/>
-        <w:rPr/>
-      </w:pPr>
-      <w:r>
-        <w:rPr/>
-        <w:t>Produce testi informativi ed espositivi su argomenti di studio, citando le fonti.</w:t>
-      </w:r>
-    </w:p>
-    <w:p>
-      <w:pPr>
-        <w:pStyle w:val="BodyText"/>
-        <w:numPr>
-          <w:ilvl w:val="0"/>
-          <w:numId w:val="3"/>
-        </w:numPr>
-        <w:tabs>
-          <w:tab w:val="clear" w:pos="709"/>
-          <w:tab w:val="left" w:pos="709" w:leader="none"/>
-        </w:tabs>
-        <w:bidi w:val="0"/>
-        <w:ind w:hanging="283" w:left="709"/>
-        <w:jc w:val="left"/>
-        <w:rPr/>
-      </w:pPr>
-      <w:r>
-        <w:rPr/>
-        <w:t>Espone in modo chiaro, logico e coerente i risultati di una ricerca.</w:t>
+        <w:t>Affronta la scrittura come processo (ideazione, pianificazione, stesura, revisione); produce testi espositivi con citazione delle fonti; espone i risultati di una ricerca a un pubblico reale.</w:t>
       </w:r>
     </w:p>
     <w:p>
@@ -824,49 +782,7 @@
       </w:pPr>
       <w:r>
         <w:rPr/>
-        <w:t>Comprende i fenomeni storici che hanno lasciato traccia nella toponomastica locale e nazionale.</w:t>
-      </w:r>
-    </w:p>
-    <w:p>
-      <w:pPr>
-        <w:pStyle w:val="BodyText"/>
-        <w:numPr>
-          <w:ilvl w:val="0"/>
-          <w:numId w:val="4"/>
-        </w:numPr>
-        <w:tabs>
-          <w:tab w:val="clear" w:pos="709"/>
-          <w:tab w:val="left" w:pos="709" w:leader="none"/>
-        </w:tabs>
-        <w:bidi w:val="0"/>
-        <w:ind w:hanging="283" w:left="709"/>
-        <w:jc w:val="left"/>
-        <w:rPr/>
-      </w:pPr>
-      <w:r>
-        <w:rPr/>
-        <w:t>Sa collocare la storia locale nel quadro della storia regionale, nazionale, europea.</w:t>
-      </w:r>
-    </w:p>
-    <w:p>
-      <w:pPr>
-        <w:pStyle w:val="BodyText"/>
-        <w:numPr>
-          <w:ilvl w:val="0"/>
-          <w:numId w:val="4"/>
-        </w:numPr>
-        <w:tabs>
-          <w:tab w:val="clear" w:pos="709"/>
-          <w:tab w:val="left" w:pos="709" w:leader="none"/>
-        </w:tabs>
-        <w:bidi w:val="0"/>
-        <w:ind w:hanging="283" w:left="709"/>
-        <w:jc w:val="left"/>
-        <w:rPr/>
-      </w:pPr>
-      <w:r>
-        <w:rPr/>
-        <w:t>Usa fonti di diverso tipo (testuali, iconografiche, orali) per ricostruire eventi e personaggi.</w:t>
+        <w:t>Colloca la storia locale nel quadro regionale, nazionale ed europeo; analizza la toponomastica come fonte e come memoria pubblica.</w:t>
       </w:r>
     </w:p>
     <w:p>
@@ -901,7 +817,21 @@
       </w:pPr>
       <w:r>
         <w:rPr/>
-        <w:t>Sa leggere e interpretare carte e mappe digitali.</w:t>
+        <w:t>Colloca fatti e relazioni a scale diverse, dal locale al globale (transcalarità), riconoscendo analogie e interdipendenze; interpreta il paesaggio urbano come esito di processi di territorializzazione; usa strumenti GIS di base.</w:t>
+      </w:r>
+    </w:p>
+    <w:p>
+      <w:pPr>
+        <w:pStyle w:val="BodyText"/>
+        <w:bidi w:val="0"/>
+        <w:jc w:val="left"/>
+        <w:rPr/>
+      </w:pPr>
+      <w:r>
+        <w:rPr>
+          <w:b/>
+        </w:rPr>
+        <w:t>Arte e Immagine</w:t>
       </w:r>
     </w:p>
     <w:p>
@@ -909,7 +839,7 @@
         <w:pStyle w:val="BodyText"/>
         <w:numPr>
           <w:ilvl w:val="0"/>
-          <w:numId w:val="5"/>
+          <w:numId w:val="6"/>
         </w:numPr>
         <w:tabs>
           <w:tab w:val="clear" w:pos="709"/>
@@ -922,7 +852,7 @@
       </w:pPr>
       <w:r>
         <w:rPr/>
-        <w:t>Colloca con precisione luoghi sul territorio usando strumenti GIS di base.</w:t>
+        <w:t>Realizza un Diario visivo che integra emozioni, tecnica e contesto storico; collega il patrimonio locale osservato dal vero a riferimenti più ampi della storia dell'arte.</w:t>
       </w:r>
     </w:p>
     <w:p>
@@ -944,7 +874,7 @@
         <w:pStyle w:val="BodyText"/>
         <w:numPr>
           <w:ilvl w:val="0"/>
-          <w:numId w:val="6"/>
+          <w:numId w:val="7"/>
         </w:numPr>
         <w:tabs>
           <w:tab w:val="clear" w:pos="709"/>
@@ -965,7 +895,7 @@
         <w:pStyle w:val="BodyText"/>
         <w:numPr>
           <w:ilvl w:val="0"/>
-          <w:numId w:val="6"/>
+          <w:numId w:val="7"/>
         </w:numPr>
         <w:tabs>
           <w:tab w:val="clear" w:pos="709"/>
@@ -992,7 +922,7 @@
         <w:rPr>
           <w:b/>
         </w:rPr>
-        <w:t>Educazione Civica (L. 92/2019)</w:t>
+        <w:t>Educazione Civica (L. 92/2019 — Linee guida D.M. 183/2024)</w:t>
       </w:r>
     </w:p>
     <w:p>
@@ -1000,7 +930,7 @@
         <w:pStyle w:val="BodyText"/>
         <w:numPr>
           <w:ilvl w:val="0"/>
-          <w:numId w:val="7"/>
+          <w:numId w:val="8"/>
         </w:numPr>
         <w:tabs>
           <w:tab w:val="clear" w:pos="709"/>
@@ -1021,7 +951,7 @@
         <w:pStyle w:val="BodyText"/>
         <w:numPr>
           <w:ilvl w:val="0"/>
-          <w:numId w:val="7"/>
+          <w:numId w:val="8"/>
         </w:numPr>
         <w:tabs>
           <w:tab w:val="clear" w:pos="709"/>
@@ -1042,7 +972,7 @@
         <w:pStyle w:val="BodyText"/>
         <w:numPr>
           <w:ilvl w:val="0"/>
-          <w:numId w:val="7"/>
+          <w:numId w:val="8"/>
         </w:numPr>
         <w:tabs>
           <w:tab w:val="clear" w:pos="709"/>
@@ -1092,7 +1022,7 @@
         <w:pStyle w:val="BodyText"/>
         <w:numPr>
           <w:ilvl w:val="0"/>
-          <w:numId w:val="8"/>
+          <w:numId w:val="9"/>
         </w:numPr>
         <w:tabs>
           <w:tab w:val="clear" w:pos="709"/>
@@ -1113,7 +1043,7 @@
         <w:pStyle w:val="BodyText"/>
         <w:numPr>
           <w:ilvl w:val="0"/>
-          <w:numId w:val="8"/>
+          <w:numId w:val="9"/>
         </w:numPr>
         <w:tabs>
           <w:tab w:val="clear" w:pos="709"/>
@@ -1134,7 +1064,7 @@
         <w:pStyle w:val="BodyText"/>
         <w:numPr>
           <w:ilvl w:val="0"/>
-          <w:numId w:val="8"/>
+          <w:numId w:val="9"/>
         </w:numPr>
         <w:tabs>
           <w:tab w:val="clear" w:pos="709"/>
@@ -1155,7 +1085,7 @@
         <w:pStyle w:val="BodyText"/>
         <w:numPr>
           <w:ilvl w:val="0"/>
-          <w:numId w:val="8"/>
+          <w:numId w:val="9"/>
         </w:numPr>
         <w:tabs>
           <w:tab w:val="clear" w:pos="709"/>
@@ -1176,7 +1106,7 @@
         <w:pStyle w:val="BodyText"/>
         <w:numPr>
           <w:ilvl w:val="0"/>
-          <w:numId w:val="8"/>
+          <w:numId w:val="9"/>
         </w:numPr>
         <w:tabs>
           <w:tab w:val="clear" w:pos="709"/>
@@ -1197,7 +1127,7 @@
         <w:pStyle w:val="BodyText"/>
         <w:numPr>
           <w:ilvl w:val="0"/>
-          <w:numId w:val="8"/>
+          <w:numId w:val="9"/>
         </w:numPr>
         <w:tabs>
           <w:tab w:val="clear" w:pos="709"/>
@@ -1218,7 +1148,7 @@
         <w:pStyle w:val="BodyText"/>
         <w:numPr>
           <w:ilvl w:val="0"/>
-          <w:numId w:val="8"/>
+          <w:numId w:val="9"/>
         </w:numPr>
         <w:tabs>
           <w:tab w:val="clear" w:pos="709"/>
@@ -1239,7 +1169,7 @@
         <w:pStyle w:val="BodyText"/>
         <w:numPr>
           <w:ilvl w:val="0"/>
-          <w:numId w:val="8"/>
+          <w:numId w:val="9"/>
         </w:numPr>
         <w:tabs>
           <w:tab w:val="clear" w:pos="709"/>
@@ -1260,7 +1190,7 @@
         <w:pStyle w:val="BodyText"/>
         <w:numPr>
           <w:ilvl w:val="0"/>
-          <w:numId w:val="8"/>
+          <w:numId w:val="9"/>
         </w:numPr>
         <w:tabs>
           <w:tab w:val="clear" w:pos="709"/>
@@ -1281,7 +1211,7 @@
         <w:pStyle w:val="BodyText"/>
         <w:numPr>
           <w:ilvl w:val="0"/>
-          <w:numId w:val="8"/>
+          <w:numId w:val="9"/>
         </w:numPr>
         <w:tabs>
           <w:tab w:val="clear" w:pos="709"/>
@@ -1328,8 +1258,8 @@
         </w:tblCellMar>
       </w:tblPr>
       <w:tblGrid>
-        <w:gridCol w:w="2325"/>
-        <w:gridCol w:w="7312"/>
+        <w:gridCol w:w="2158"/>
+        <w:gridCol w:w="7479"/>
       </w:tblGrid>
       <w:tr>
         <w:trPr>
@@ -1337,7 +1267,7 @@
         </w:trPr>
         <w:tc>
           <w:tcPr>
-            <w:tcW w:w="2325" w:type="dxa"/>
+            <w:tcW w:w="2158" w:type="dxa"/>
             <w:tcBorders>
               <w:top w:val="single" w:sz="4" w:space="0" w:color="000000"/>
               <w:left w:val="single" w:sz="4" w:space="0" w:color="000000"/>
@@ -1359,7 +1289,7 @@
         </w:tc>
         <w:tc>
           <w:tcPr>
-            <w:tcW w:w="7312" w:type="dxa"/>
+            <w:tcW w:w="7479" w:type="dxa"/>
             <w:tcBorders>
               <w:top w:val="single" w:sz="4" w:space="0" w:color="000000"/>
               <w:left w:val="single" w:sz="4" w:space="0" w:color="000000"/>
@@ -1385,7 +1315,7 @@
         <w:trPr/>
         <w:tc>
           <w:tcPr>
-            <w:tcW w:w="2325" w:type="dxa"/>
+            <w:tcW w:w="2158" w:type="dxa"/>
             <w:tcBorders>
               <w:left w:val="single" w:sz="4" w:space="0" w:color="000000"/>
               <w:bottom w:val="single" w:sz="4" w:space="0" w:color="000000"/>
@@ -1406,7 +1336,7 @@
         </w:tc>
         <w:tc>
           <w:tcPr>
-            <w:tcW w:w="7312" w:type="dxa"/>
+            <w:tcW w:w="7479" w:type="dxa"/>
             <w:tcBorders>
               <w:left w:val="single" w:sz="4" w:space="0" w:color="000000"/>
               <w:bottom w:val="single" w:sz="4" w:space="0" w:color="000000"/>
@@ -1431,7 +1361,7 @@
         <w:trPr/>
         <w:tc>
           <w:tcPr>
-            <w:tcW w:w="2325" w:type="dxa"/>
+            <w:tcW w:w="2158" w:type="dxa"/>
             <w:tcBorders>
               <w:left w:val="single" w:sz="4" w:space="0" w:color="000000"/>
               <w:bottom w:val="single" w:sz="4" w:space="0" w:color="000000"/>
@@ -1452,7 +1382,7 @@
         </w:tc>
         <w:tc>
           <w:tcPr>
-            <w:tcW w:w="7312" w:type="dxa"/>
+            <w:tcW w:w="7479" w:type="dxa"/>
             <w:tcBorders>
               <w:left w:val="single" w:sz="4" w:space="0" w:color="000000"/>
               <w:bottom w:val="single" w:sz="4" w:space="0" w:color="000000"/>
@@ -1477,7 +1407,7 @@
         <w:trPr/>
         <w:tc>
           <w:tcPr>
-            <w:tcW w:w="2325" w:type="dxa"/>
+            <w:tcW w:w="2158" w:type="dxa"/>
             <w:tcBorders>
               <w:left w:val="single" w:sz="4" w:space="0" w:color="000000"/>
               <w:bottom w:val="single" w:sz="4" w:space="0" w:color="000000"/>
@@ -1498,7 +1428,7 @@
         </w:tc>
         <w:tc>
           <w:tcPr>
-            <w:tcW w:w="7312" w:type="dxa"/>
+            <w:tcW w:w="7479" w:type="dxa"/>
             <w:tcBorders>
               <w:left w:val="single" w:sz="4" w:space="0" w:color="000000"/>
               <w:bottom w:val="single" w:sz="4" w:space="0" w:color="000000"/>
@@ -1523,7 +1453,7 @@
         <w:trPr/>
         <w:tc>
           <w:tcPr>
-            <w:tcW w:w="2325" w:type="dxa"/>
+            <w:tcW w:w="2158" w:type="dxa"/>
             <w:tcBorders>
               <w:left w:val="single" w:sz="4" w:space="0" w:color="000000"/>
               <w:bottom w:val="single" w:sz="4" w:space="0" w:color="000000"/>
@@ -1544,7 +1474,7 @@
         </w:tc>
         <w:tc>
           <w:tcPr>
-            <w:tcW w:w="7312" w:type="dxa"/>
+            <w:tcW w:w="7479" w:type="dxa"/>
             <w:tcBorders>
               <w:left w:val="single" w:sz="4" w:space="0" w:color="000000"/>
               <w:bottom w:val="single" w:sz="4" w:space="0" w:color="000000"/>
@@ -1569,7 +1499,7 @@
         <w:trPr/>
         <w:tc>
           <w:tcPr>
-            <w:tcW w:w="2325" w:type="dxa"/>
+            <w:tcW w:w="2158" w:type="dxa"/>
             <w:tcBorders>
               <w:left w:val="single" w:sz="4" w:space="0" w:color="000000"/>
               <w:bottom w:val="single" w:sz="4" w:space="0" w:color="000000"/>
@@ -1590,7 +1520,7 @@
         </w:tc>
         <w:tc>
           <w:tcPr>
-            <w:tcW w:w="7312" w:type="dxa"/>
+            <w:tcW w:w="7479" w:type="dxa"/>
             <w:tcBorders>
               <w:left w:val="single" w:sz="4" w:space="0" w:color="000000"/>
               <w:bottom w:val="single" w:sz="4" w:space="0" w:color="000000"/>
@@ -1615,7 +1545,7 @@
         <w:trPr/>
         <w:tc>
           <w:tcPr>
-            <w:tcW w:w="2325" w:type="dxa"/>
+            <w:tcW w:w="2158" w:type="dxa"/>
             <w:tcBorders>
               <w:left w:val="single" w:sz="4" w:space="0" w:color="000000"/>
               <w:bottom w:val="single" w:sz="4" w:space="0" w:color="000000"/>
@@ -1636,7 +1566,7 @@
         </w:tc>
         <w:tc>
           <w:tcPr>
-            <w:tcW w:w="7312" w:type="dxa"/>
+            <w:tcW w:w="7479" w:type="dxa"/>
             <w:tcBorders>
               <w:left w:val="single" w:sz="4" w:space="0" w:color="000000"/>
               <w:bottom w:val="single" w:sz="4" w:space="0" w:color="000000"/>
@@ -1728,7 +1658,7 @@
         <w:pStyle w:val="BodyText"/>
         <w:numPr>
           <w:ilvl w:val="0"/>
-          <w:numId w:val="9"/>
+          <w:numId w:val="10"/>
         </w:numPr>
         <w:tabs>
           <w:tab w:val="clear" w:pos="709"/>
@@ -1749,7 +1679,7 @@
         <w:pStyle w:val="BodyText"/>
         <w:numPr>
           <w:ilvl w:val="0"/>
-          <w:numId w:val="9"/>
+          <w:numId w:val="10"/>
         </w:numPr>
         <w:tabs>
           <w:tab w:val="clear" w:pos="709"/>
@@ -1770,7 +1700,7 @@
         <w:pStyle w:val="BodyText"/>
         <w:numPr>
           <w:ilvl w:val="0"/>
-          <w:numId w:val="9"/>
+          <w:numId w:val="10"/>
         </w:numPr>
         <w:tabs>
           <w:tab w:val="clear" w:pos="709"/>
@@ -1791,7 +1721,7 @@
         <w:pStyle w:val="BodyText"/>
         <w:numPr>
           <w:ilvl w:val="0"/>
-          <w:numId w:val="9"/>
+          <w:numId w:val="10"/>
         </w:numPr>
         <w:tabs>
           <w:tab w:val="clear" w:pos="709"/>
@@ -1812,7 +1742,7 @@
         <w:pStyle w:val="BodyText"/>
         <w:numPr>
           <w:ilvl w:val="0"/>
-          <w:numId w:val="9"/>
+          <w:numId w:val="10"/>
         </w:numPr>
         <w:tabs>
           <w:tab w:val="clear" w:pos="709"/>
@@ -1826,6 +1756,48 @@
       <w:r>
         <w:rPr/>
         <w:t>Formazione dei gruppi e assegnazione (o scelta) delle vie.</w:t>
+      </w:r>
+    </w:p>
+    <w:p>
+      <w:pPr>
+        <w:pStyle w:val="BodyText"/>
+        <w:numPr>
+          <w:ilvl w:val="0"/>
+          <w:numId w:val="10"/>
+        </w:numPr>
+        <w:tabs>
+          <w:tab w:val="clear" w:pos="709"/>
+          <w:tab w:val="left" w:pos="709" w:leader="none"/>
+        </w:tabs>
+        <w:bidi w:val="0"/>
+        <w:ind w:hanging="283" w:left="709"/>
+        <w:jc w:val="left"/>
+        <w:rPr/>
+      </w:pPr>
+      <w:r>
+        <w:rPr/>
+        <w:t>Spunto di riflessione collettiva: quante vie della nostra città sono intitolate a donne? Proviamo a contarle sulla mappa (v. scheda Toponomastica difficile, Traccia 3, su starter-kit/toponomastica-difficile.html).</w:t>
+      </w:r>
+    </w:p>
+    <w:p>
+      <w:pPr>
+        <w:pStyle w:val="BodyText"/>
+        <w:numPr>
+          <w:ilvl w:val="0"/>
+          <w:numId w:val="10"/>
+        </w:numPr>
+        <w:tabs>
+          <w:tab w:val="clear" w:pos="709"/>
+          <w:tab w:val="left" w:pos="709" w:leader="none"/>
+        </w:tabs>
+        <w:bidi w:val="0"/>
+        <w:ind w:hanging="283" w:left="709"/>
+        <w:jc w:val="left"/>
+        <w:rPr/>
+      </w:pPr>
+      <w:r>
+        <w:rPr/>
+        <w:t>La classe delibera fin d'ora la forma di restituzione alla comunità (v. Fase finale), così da orientare la raccolta dei materiali.</w:t>
       </w:r>
     </w:p>
     <w:p>
@@ -1892,7 +1864,7 @@
         <w:pStyle w:val="BodyText"/>
         <w:numPr>
           <w:ilvl w:val="0"/>
-          <w:numId w:val="10"/>
+          <w:numId w:val="11"/>
         </w:numPr>
         <w:tabs>
           <w:tab w:val="clear" w:pos="709"/>
@@ -1913,7 +1885,7 @@
         <w:pStyle w:val="BodyText"/>
         <w:numPr>
           <w:ilvl w:val="0"/>
-          <w:numId w:val="10"/>
+          <w:numId w:val="11"/>
         </w:numPr>
         <w:tabs>
           <w:tab w:val="clear" w:pos="709"/>
@@ -1934,7 +1906,7 @@
         <w:pStyle w:val="BodyText"/>
         <w:numPr>
           <w:ilvl w:val="0"/>
-          <w:numId w:val="10"/>
+          <w:numId w:val="11"/>
         </w:numPr>
         <w:tabs>
           <w:tab w:val="clear" w:pos="709"/>
@@ -1955,7 +1927,7 @@
         <w:pStyle w:val="BodyText"/>
         <w:numPr>
           <w:ilvl w:val="0"/>
-          <w:numId w:val="10"/>
+          <w:numId w:val="11"/>
         </w:numPr>
         <w:tabs>
           <w:tab w:val="clear" w:pos="709"/>
@@ -2053,7 +2025,7 @@
         <w:pStyle w:val="BodyText"/>
         <w:numPr>
           <w:ilvl w:val="0"/>
-          <w:numId w:val="11"/>
+          <w:numId w:val="12"/>
         </w:numPr>
         <w:tabs>
           <w:tab w:val="clear" w:pos="709"/>
@@ -2074,7 +2046,7 @@
         <w:pStyle w:val="BodyText"/>
         <w:numPr>
           <w:ilvl w:val="0"/>
-          <w:numId w:val="11"/>
+          <w:numId w:val="12"/>
         </w:numPr>
         <w:tabs>
           <w:tab w:val="clear" w:pos="709"/>
@@ -2095,7 +2067,7 @@
         <w:pStyle w:val="BodyText"/>
         <w:numPr>
           <w:ilvl w:val="0"/>
-          <w:numId w:val="11"/>
+          <w:numId w:val="12"/>
         </w:numPr>
         <w:tabs>
           <w:tab w:val="clear" w:pos="709"/>
@@ -2116,7 +2088,7 @@
         <w:pStyle w:val="BodyText"/>
         <w:numPr>
           <w:ilvl w:val="0"/>
-          <w:numId w:val="11"/>
+          <w:numId w:val="12"/>
         </w:numPr>
         <w:tabs>
           <w:tab w:val="clear" w:pos="709"/>
@@ -2137,7 +2109,7 @@
         <w:pStyle w:val="BodyText"/>
         <w:numPr>
           <w:ilvl w:val="0"/>
-          <w:numId w:val="11"/>
+          <w:numId w:val="12"/>
         </w:numPr>
         <w:tabs>
           <w:tab w:val="clear" w:pos="709"/>
@@ -2217,7 +2189,7 @@
         <w:pStyle w:val="BodyText"/>
         <w:numPr>
           <w:ilvl w:val="0"/>
-          <w:numId w:val="12"/>
+          <w:numId w:val="13"/>
         </w:numPr>
         <w:tabs>
           <w:tab w:val="clear" w:pos="709"/>
@@ -2238,7 +2210,7 @@
         <w:pStyle w:val="BodyText"/>
         <w:numPr>
           <w:ilvl w:val="1"/>
-          <w:numId w:val="12"/>
+          <w:numId w:val="13"/>
         </w:numPr>
         <w:tabs>
           <w:tab w:val="clear" w:pos="709"/>
@@ -2259,7 +2231,7 @@
         <w:pStyle w:val="BodyText"/>
         <w:numPr>
           <w:ilvl w:val="1"/>
-          <w:numId w:val="12"/>
+          <w:numId w:val="13"/>
         </w:numPr>
         <w:tabs>
           <w:tab w:val="clear" w:pos="709"/>
@@ -2280,7 +2252,7 @@
         <w:pStyle w:val="BodyText"/>
         <w:numPr>
           <w:ilvl w:val="1"/>
-          <w:numId w:val="12"/>
+          <w:numId w:val="13"/>
         </w:numPr>
         <w:tabs>
           <w:tab w:val="clear" w:pos="709"/>
@@ -2301,7 +2273,7 @@
         <w:pStyle w:val="BodyText"/>
         <w:numPr>
           <w:ilvl w:val="1"/>
-          <w:numId w:val="12"/>
+          <w:numId w:val="13"/>
         </w:numPr>
         <w:tabs>
           <w:tab w:val="clear" w:pos="709"/>
@@ -2322,7 +2294,7 @@
         <w:pStyle w:val="BodyText"/>
         <w:numPr>
           <w:ilvl w:val="0"/>
-          <w:numId w:val="12"/>
+          <w:numId w:val="13"/>
         </w:numPr>
         <w:tabs>
           <w:tab w:val="clear" w:pos="709"/>
@@ -2343,7 +2315,7 @@
         <w:pStyle w:val="BodyText"/>
         <w:numPr>
           <w:ilvl w:val="0"/>
-          <w:numId w:val="12"/>
+          <w:numId w:val="13"/>
         </w:numPr>
         <w:tabs>
           <w:tab w:val="clear" w:pos="709"/>
@@ -2387,7 +2359,7 @@
       </w:pPr>
       <w:r>
         <w:rPr/>
-        <w:t>Fase 5 — Contributi grafici e mappa</w:t>
+        <w:t>Fase 5 — Diario visivo e mappa</w:t>
       </w:r>
     </w:p>
     <w:p>
@@ -2423,7 +2395,7 @@
         <w:pStyle w:val="BodyText"/>
         <w:numPr>
           <w:ilvl w:val="0"/>
-          <w:numId w:val="13"/>
+          <w:numId w:val="14"/>
         </w:numPr>
         <w:tabs>
           <w:tab w:val="clear" w:pos="709"/>
@@ -2444,7 +2416,7 @@
         <w:pStyle w:val="BodyText"/>
         <w:numPr>
           <w:ilvl w:val="0"/>
-          <w:numId w:val="13"/>
+          <w:numId w:val="14"/>
         </w:numPr>
         <w:tabs>
           <w:tab w:val="clear" w:pos="709"/>
@@ -2465,7 +2437,7 @@
         <w:pStyle w:val="BodyText"/>
         <w:numPr>
           <w:ilvl w:val="0"/>
-          <w:numId w:val="13"/>
+          <w:numId w:val="14"/>
         </w:numPr>
         <w:tabs>
           <w:tab w:val="clear" w:pos="709"/>
@@ -2479,6 +2451,37 @@
       <w:r>
         <w:rPr/>
         <w:t>Selezione e ridimensionamento delle immagini da inserire nella pagina.</w:t>
+      </w:r>
+    </w:p>
+    <w:p>
+      <w:pPr>
+        <w:pStyle w:val="BodyText"/>
+        <w:numPr>
+          <w:ilvl w:val="0"/>
+          <w:numId w:val="14"/>
+        </w:numPr>
+        <w:tabs>
+          <w:tab w:val="clear" w:pos="709"/>
+          <w:tab w:val="left" w:pos="709" w:leader="none"/>
+        </w:tabs>
+        <w:bidi w:val="0"/>
+        <w:ind w:hanging="283" w:left="709"/>
+        <w:jc w:val="left"/>
+        <w:rPr/>
+      </w:pPr>
+      <w:r>
+        <w:rPr/>
+        <w:t xml:space="preserve">Gli elaborati grafici confluiscono nel </w:t>
+      </w:r>
+      <w:r>
+        <w:rPr>
+          <w:b/>
+        </w:rPr>
+        <w:t>Diario visivo di via</w:t>
+      </w:r>
+      <w:r>
+        <w:rPr/>
+        <w:t>: ogni elaborato è accompagnato da una didascalia in tre righe — cosa ho provato (emozione), come l'ho realizzato (tecnica), cosa racconta della via e della sua storia (contesto).</w:t>
       </w:r>
     </w:p>
     <w:p>
@@ -2531,7 +2534,7 @@
         <w:pStyle w:val="BodyText"/>
         <w:numPr>
           <w:ilvl w:val="0"/>
-          <w:numId w:val="14"/>
+          <w:numId w:val="15"/>
         </w:numPr>
         <w:tabs>
           <w:tab w:val="clear" w:pos="709"/>
@@ -2552,7 +2555,7 @@
         <w:pStyle w:val="BodyText"/>
         <w:numPr>
           <w:ilvl w:val="0"/>
-          <w:numId w:val="14"/>
+          <w:numId w:val="15"/>
         </w:numPr>
         <w:tabs>
           <w:tab w:val="clear" w:pos="709"/>
@@ -2573,7 +2576,7 @@
         <w:pStyle w:val="BodyText"/>
         <w:numPr>
           <w:ilvl w:val="1"/>
-          <w:numId w:val="14"/>
+          <w:numId w:val="15"/>
         </w:numPr>
         <w:tabs>
           <w:tab w:val="clear" w:pos="709"/>
@@ -2594,7 +2597,7 @@
         <w:pStyle w:val="BodyText"/>
         <w:numPr>
           <w:ilvl w:val="1"/>
-          <w:numId w:val="14"/>
+          <w:numId w:val="15"/>
         </w:numPr>
         <w:tabs>
           <w:tab w:val="clear" w:pos="709"/>
@@ -2615,7 +2618,7 @@
         <w:pStyle w:val="BodyText"/>
         <w:numPr>
           <w:ilvl w:val="1"/>
-          <w:numId w:val="14"/>
+          <w:numId w:val="15"/>
         </w:numPr>
         <w:tabs>
           <w:tab w:val="clear" w:pos="709"/>
@@ -2628,6 +2631,27 @@
       </w:pPr>
       <w:r>
         <w:rPr/>
+        <w:t>Voci dalla classe</w:t>
+      </w:r>
+    </w:p>
+    <w:p>
+      <w:pPr>
+        <w:pStyle w:val="BodyText"/>
+        <w:numPr>
+          <w:ilvl w:val="1"/>
+          <w:numId w:val="15"/>
+        </w:numPr>
+        <w:tabs>
+          <w:tab w:val="clear" w:pos="709"/>
+          <w:tab w:val="left" w:pos="1418" w:leader="none"/>
+        </w:tabs>
+        <w:bidi w:val="0"/>
+        <w:ind w:hanging="283" w:left="1418"/>
+        <w:jc w:val="left"/>
+        <w:rPr/>
+      </w:pPr>
+      <w:r>
+        <w:rPr/>
         <w:t>Mappa interattiva incorporata</w:t>
       </w:r>
     </w:p>
@@ -2636,7 +2660,7 @@
         <w:pStyle w:val="BodyText"/>
         <w:numPr>
           <w:ilvl w:val="1"/>
-          <w:numId w:val="14"/>
+          <w:numId w:val="15"/>
         </w:numPr>
         <w:tabs>
           <w:tab w:val="clear" w:pos="709"/>
@@ -2649,7 +2673,7 @@
       </w:pPr>
       <w:r>
         <w:rPr/>
-        <w:t>Contributi grafici</w:t>
+        <w:t>Contributi grafici (Diario visivo)</w:t>
       </w:r>
     </w:p>
     <w:p>
@@ -2657,7 +2681,7 @@
         <w:pStyle w:val="BodyText"/>
         <w:numPr>
           <w:ilvl w:val="1"/>
-          <w:numId w:val="14"/>
+          <w:numId w:val="15"/>
         </w:numPr>
         <w:tabs>
           <w:tab w:val="clear" w:pos="709"/>
@@ -2678,7 +2702,7 @@
         <w:pStyle w:val="BodyText"/>
         <w:numPr>
           <w:ilvl w:val="1"/>
-          <w:numId w:val="14"/>
+          <w:numId w:val="15"/>
         </w:numPr>
         <w:tabs>
           <w:tab w:val="clear" w:pos="709"/>
@@ -2692,6 +2716,37 @@
       <w:r>
         <w:rPr/>
         <w:t>Informazioni sugli autori e sulla classe</w:t>
+      </w:r>
+    </w:p>
+    <w:p>
+      <w:pPr>
+        <w:pStyle w:val="BodyText"/>
+        <w:numPr>
+          <w:ilvl w:val="0"/>
+          <w:numId w:val="15"/>
+        </w:numPr>
+        <w:tabs>
+          <w:tab w:val="clear" w:pos="709"/>
+          <w:tab w:val="left" w:pos="709" w:leader="none"/>
+        </w:tabs>
+        <w:bidi w:val="0"/>
+        <w:ind w:hanging="283" w:left="709"/>
+        <w:jc w:val="left"/>
+        <w:rPr/>
+      </w:pPr>
+      <w:r>
+        <w:rPr/>
+        <w:t xml:space="preserve">Tutte le immagini hanno un testo alternativo (attributo </w:t>
+      </w:r>
+      <w:r>
+        <w:rPr>
+          <w:rFonts w:ascii="Liberation Mono" w:hAnsi="Liberation Mono"/>
+        </w:rPr>
+        <w:t>alt</w:t>
+      </w:r>
+      <w:r>
+        <w:rPr/>
+        <w:t>) che le descrive brevemente.</w:t>
       </w:r>
     </w:p>
     <w:p>
@@ -2758,7 +2813,7 @@
         <w:pStyle w:val="BodyText"/>
         <w:numPr>
           <w:ilvl w:val="0"/>
-          <w:numId w:val="15"/>
+          <w:numId w:val="16"/>
         </w:numPr>
         <w:tabs>
           <w:tab w:val="clear" w:pos="709"/>
@@ -2779,7 +2834,7 @@
         <w:pStyle w:val="BodyText"/>
         <w:numPr>
           <w:ilvl w:val="0"/>
-          <w:numId w:val="15"/>
+          <w:numId w:val="16"/>
         </w:numPr>
         <w:tabs>
           <w:tab w:val="clear" w:pos="709"/>
@@ -2800,7 +2855,7 @@
         <w:pStyle w:val="BodyText"/>
         <w:numPr>
           <w:ilvl w:val="0"/>
-          <w:numId w:val="15"/>
+          <w:numId w:val="16"/>
         </w:numPr>
         <w:tabs>
           <w:tab w:val="clear" w:pos="709"/>
@@ -2821,7 +2876,7 @@
         <w:pStyle w:val="BodyText"/>
         <w:numPr>
           <w:ilvl w:val="0"/>
-          <w:numId w:val="15"/>
+          <w:numId w:val="16"/>
         </w:numPr>
         <w:tabs>
           <w:tab w:val="clear" w:pos="709"/>
@@ -2839,11 +2894,194 @@
     </w:p>
     <w:p>
       <w:pPr>
-        <w:pStyle w:val="Heading2"/>
+        <w:pStyle w:val="Heading3"/>
         <w:numPr>
           <w:ilvl w:val="0"/>
           <w:numId w:val="0"/>
         </w:numPr>
+        <w:bidi w:val="0"/>
+        <w:ind w:hanging="0" w:left="0"/>
+        <w:jc w:val="left"/>
+        <w:rPr/>
+      </w:pPr>
+      <w:r>
+        <w:rPr/>
+        <w:t>Fase 8 — Restituzione alla comunità</w:t>
+      </w:r>
+    </w:p>
+    <w:p>
+      <w:pPr>
+        <w:pStyle w:val="BodyText"/>
+        <w:bidi w:val="0"/>
+        <w:jc w:val="left"/>
+        <w:rPr/>
+      </w:pPr>
+      <w:r>
+        <w:rPr>
+          <w:b/>
+        </w:rPr>
+        <w:t>Durata:</w:t>
+      </w:r>
+      <w:r>
+        <w:rPr/>
+        <w:t xml:space="preserve"> 2–3 ore (+ eventuale evento) | </w:t>
+      </w:r>
+      <w:r>
+        <w:rPr>
+          <w:b/>
+        </w:rPr>
+        <w:t>Discipline:</w:t>
+      </w:r>
+      <w:r>
+        <w:rPr/>
+        <w:t xml:space="preserve"> Italiano, Ed. Civica</w:t>
+      </w:r>
+    </w:p>
+    <w:p>
+      <w:pPr>
+        <w:pStyle w:val="BodyText"/>
+        <w:numPr>
+          <w:ilvl w:val="0"/>
+          <w:numId w:val="17"/>
+        </w:numPr>
+        <w:tabs>
+          <w:tab w:val="clear" w:pos="709"/>
+          <w:tab w:val="left" w:pos="709" w:leader="none"/>
+        </w:tabs>
+        <w:bidi w:val="0"/>
+        <w:spacing w:before="0" w:after="0"/>
+        <w:ind w:hanging="283" w:left="709"/>
+        <w:jc w:val="left"/>
+        <w:rPr/>
+      </w:pPr>
+      <w:r>
+        <w:rPr/>
+        <w:t>Forme di restituzione tra cui scegliere (almeno una, obbligatoria):</w:t>
+      </w:r>
+    </w:p>
+    <w:p>
+      <w:pPr>
+        <w:pStyle w:val="BodyText"/>
+        <w:numPr>
+          <w:ilvl w:val="1"/>
+          <w:numId w:val="17"/>
+        </w:numPr>
+        <w:tabs>
+          <w:tab w:val="clear" w:pos="709"/>
+          <w:tab w:val="left" w:pos="1418" w:leader="none"/>
+        </w:tabs>
+        <w:bidi w:val="0"/>
+        <w:ind w:hanging="283" w:left="1418"/>
+        <w:jc w:val="left"/>
+        <w:rPr/>
+      </w:pPr>
+      <w:r>
+        <w:rPr>
+          <w:b/>
+        </w:rPr>
+        <w:t>Presentazione al Consiglio comunale dei ragazzi</w:t>
+      </w:r>
+      <w:r>
+        <w:rPr/>
+        <w:t xml:space="preserve"> (o, dove assente, richiesta di audizione alla commissione cultura del Comune);</w:t>
+      </w:r>
+    </w:p>
+    <w:p>
+      <w:pPr>
+        <w:pStyle w:val="BodyText"/>
+        <w:numPr>
+          <w:ilvl w:val="1"/>
+          <w:numId w:val="17"/>
+        </w:numPr>
+        <w:tabs>
+          <w:tab w:val="clear" w:pos="709"/>
+          <w:tab w:val="left" w:pos="1418" w:leader="none"/>
+        </w:tabs>
+        <w:bidi w:val="0"/>
+        <w:ind w:hanging="283" w:left="1418"/>
+        <w:jc w:val="left"/>
+        <w:rPr/>
+      </w:pPr>
+      <w:r>
+        <w:rPr>
+          <w:b/>
+        </w:rPr>
+        <w:t>Articolo per la stampa locale</w:t>
+      </w:r>
+      <w:r>
+        <w:rPr/>
+        <w:t xml:space="preserve"> o per il sito dell'istituto: 1.500–2.000 battute che raccontano il progetto e rimandano alle pagine pubblicate;</w:t>
+      </w:r>
+    </w:p>
+    <w:p>
+      <w:pPr>
+        <w:pStyle w:val="BodyText"/>
+        <w:numPr>
+          <w:ilvl w:val="1"/>
+          <w:numId w:val="17"/>
+        </w:numPr>
+        <w:tabs>
+          <w:tab w:val="clear" w:pos="709"/>
+          <w:tab w:val="left" w:pos="1418" w:leader="none"/>
+        </w:tabs>
+        <w:bidi w:val="0"/>
+        <w:ind w:hanging="283" w:left="1418"/>
+        <w:jc w:val="left"/>
+        <w:rPr/>
+      </w:pPr>
+      <w:r>
+        <w:rPr>
+          <w:b/>
+        </w:rPr>
+        <w:t>Incontro pubblico a scuola</w:t>
+      </w:r>
+      <w:r>
+        <w:rPr/>
+        <w:t xml:space="preserve"> con gli intervistati come ospiti d'onore.</w:t>
+      </w:r>
+    </w:p>
+    <w:p>
+      <w:pPr>
+        <w:pStyle w:val="BodyText"/>
+        <w:numPr>
+          <w:ilvl w:val="0"/>
+          <w:numId w:val="17"/>
+        </w:numPr>
+        <w:tabs>
+          <w:tab w:val="clear" w:pos="709"/>
+          <w:tab w:val="left" w:pos="709" w:leader="none"/>
+        </w:tabs>
+        <w:bidi w:val="0"/>
+        <w:ind w:hanging="283" w:left="709"/>
+        <w:jc w:val="left"/>
+        <w:rPr/>
+      </w:pPr>
+      <w:r>
+        <w:rPr/>
+        <w:t>Preparazione: chi parla, cosa si mostra, come si risponde alle domande.</w:t>
+      </w:r>
+    </w:p>
+    <w:p>
+      <w:pPr>
+        <w:pStyle w:val="BodyText"/>
+        <w:bidi w:val="0"/>
+        <w:jc w:val="left"/>
+        <w:rPr/>
+      </w:pPr>
+      <w:r>
+        <w:rPr>
+          <w:b/>
+        </w:rPr>
+        <w:t>Prodotto di fase:</w:t>
+      </w:r>
+      <w:r>
+        <w:rPr/>
+        <w:t xml:space="preserve"> verbale/foto dell'audizione, articolo pubblicato o evento documentato.</w:t>
+      </w:r>
+    </w:p>
+    <w:p>
+      <w:pPr>
+        <w:pStyle w:val="Heading2"/>
         <w:bidi w:val="0"/>
         <w:ind w:hanging="0" w:left="0"/>
         <w:jc w:val="left"/>
@@ -2891,7 +3129,7 @@
         <w:pStyle w:val="BodyText"/>
         <w:numPr>
           <w:ilvl w:val="0"/>
-          <w:numId w:val="16"/>
+          <w:numId w:val="18"/>
         </w:numPr>
         <w:tabs>
           <w:tab w:val="clear" w:pos="709"/>
@@ -2912,7 +3150,7 @@
         <w:pStyle w:val="BodyText"/>
         <w:numPr>
           <w:ilvl w:val="0"/>
-          <w:numId w:val="16"/>
+          <w:numId w:val="18"/>
         </w:numPr>
         <w:tabs>
           <w:tab w:val="clear" w:pos="709"/>
@@ -2933,7 +3171,7 @@
         <w:pStyle w:val="BodyText"/>
         <w:numPr>
           <w:ilvl w:val="0"/>
-          <w:numId w:val="16"/>
+          <w:numId w:val="18"/>
         </w:numPr>
         <w:tabs>
           <w:tab w:val="clear" w:pos="709"/>
@@ -2954,7 +3192,7 @@
         <w:pStyle w:val="BodyText"/>
         <w:numPr>
           <w:ilvl w:val="0"/>
-          <w:numId w:val="16"/>
+          <w:numId w:val="18"/>
         </w:numPr>
         <w:tabs>
           <w:tab w:val="clear" w:pos="709"/>
@@ -2975,7 +3213,7 @@
         <w:pStyle w:val="BodyText"/>
         <w:numPr>
           <w:ilvl w:val="0"/>
-          <w:numId w:val="16"/>
+          <w:numId w:val="18"/>
         </w:numPr>
         <w:tabs>
           <w:tab w:val="clear" w:pos="709"/>
@@ -2996,7 +3234,7 @@
         <w:pStyle w:val="BodyText"/>
         <w:numPr>
           <w:ilvl w:val="0"/>
-          <w:numId w:val="16"/>
+          <w:numId w:val="18"/>
         </w:numPr>
         <w:tabs>
           <w:tab w:val="clear" w:pos="709"/>
@@ -3017,7 +3255,7 @@
         <w:pStyle w:val="BodyText"/>
         <w:numPr>
           <w:ilvl w:val="0"/>
-          <w:numId w:val="16"/>
+          <w:numId w:val="18"/>
         </w:numPr>
         <w:tabs>
           <w:tab w:val="clear" w:pos="709"/>
@@ -3040,6 +3278,288 @@
           <w:ilvl w:val="0"/>
           <w:numId w:val="0"/>
         </w:numPr>
+        <w:bidi w:val="0"/>
+        <w:ind w:hanging="0" w:left="0"/>
+        <w:jc w:val="left"/>
+        <w:rPr/>
+      </w:pPr>
+      <w:r>
+        <w:rPr/>
+        <w:t>SEZIONE 6-bis — Personalizzazione e inclusione (BES e disabilità)</w:t>
+      </w:r>
+    </w:p>
+    <w:p>
+      <w:pPr>
+        <w:pStyle w:val="BlockQuotation"/>
+        <w:bidi w:val="0"/>
+        <w:jc w:val="left"/>
+        <w:rPr/>
+      </w:pPr>
+      <w:r>
+        <w:rPr/>
+        <w:t>Riferimenti: L. 104/1992; D.Lgs. 66/2017 e D.Lgs. 96/2019; D.I. 182/2020 (PEI); L. 170/2010 e D.M. 5669/2011 (DSA); D.M. 27/12/2012 e C.M. 8/2013 (BES).</w:t>
+      </w:r>
+    </w:p>
+    <w:p>
+      <w:pPr>
+        <w:pStyle w:val="BodyText"/>
+        <w:bidi w:val="0"/>
+        <w:jc w:val="left"/>
+        <w:rPr/>
+      </w:pPr>
+      <w:r>
+        <w:rPr/>
+        <w:t>Via Per Via è strutturalmente inclusivo perché la scelta è libera, la profondità adattabile e ogni contributo è valido: questo paragrafo traduce il principio in strumenti operativi, da raccordare con PEI e PDP degli alunni coinvolti.</w:t>
+      </w:r>
+    </w:p>
+    <w:p>
+      <w:pPr>
+        <w:pStyle w:val="BodyText"/>
+        <w:numPr>
+          <w:ilvl w:val="0"/>
+          <w:numId w:val="19"/>
+        </w:numPr>
+        <w:tabs>
+          <w:tab w:val="clear" w:pos="709"/>
+          <w:tab w:val="left" w:pos="709" w:leader="none"/>
+        </w:tabs>
+        <w:bidi w:val="0"/>
+        <w:spacing w:before="0" w:after="0"/>
+        <w:ind w:hanging="283" w:left="709"/>
+        <w:jc w:val="left"/>
+        <w:rPr/>
+      </w:pPr>
+      <w:r>
+        <w:rPr>
+          <w:b/>
+        </w:rPr>
+        <w:t>Formati alternativi del testo "...per via"</w:t>
+      </w:r>
+      <w:r>
+        <w:rPr/>
+        <w:t xml:space="preserve"> (equivalenti a tutti gli effetti, da indicare nel PEI/PDP come modalità di verifica personalizzata):</w:t>
+      </w:r>
+    </w:p>
+    <w:p>
+      <w:pPr>
+        <w:pStyle w:val="BodyText"/>
+        <w:numPr>
+          <w:ilvl w:val="1"/>
+          <w:numId w:val="19"/>
+        </w:numPr>
+        <w:tabs>
+          <w:tab w:val="clear" w:pos="709"/>
+          <w:tab w:val="left" w:pos="1418" w:leader="none"/>
+        </w:tabs>
+        <w:bidi w:val="0"/>
+        <w:ind w:hanging="283" w:left="1418"/>
+        <w:jc w:val="left"/>
+        <w:rPr/>
+      </w:pPr>
+      <w:r>
+        <w:rPr>
+          <w:b/>
+        </w:rPr>
+        <w:t>audio</w:t>
+      </w:r>
+      <w:r>
+        <w:rPr/>
+        <w:t>: il testo registrato con la propria voce (anche a partire da una scaletta), pubblicato come traccia nella pagina;</w:t>
+      </w:r>
+    </w:p>
+    <w:p>
+      <w:pPr>
+        <w:pStyle w:val="BodyText"/>
+        <w:numPr>
+          <w:ilvl w:val="1"/>
+          <w:numId w:val="19"/>
+        </w:numPr>
+        <w:tabs>
+          <w:tab w:val="clear" w:pos="709"/>
+          <w:tab w:val="left" w:pos="1418" w:leader="none"/>
+        </w:tabs>
+        <w:bidi w:val="0"/>
+        <w:ind w:hanging="283" w:left="1418"/>
+        <w:jc w:val="left"/>
+        <w:rPr/>
+      </w:pPr>
+      <w:r>
+        <w:rPr>
+          <w:b/>
+        </w:rPr>
+        <w:t>mappa visuale</w:t>
+      </w:r>
+      <w:r>
+        <w:rPr/>
+        <w:t>: mappa concettuale o storyboard illustrato che organizza le informazioni per immagini e parole-chiave;</w:t>
+      </w:r>
+    </w:p>
+    <w:p>
+      <w:pPr>
+        <w:pStyle w:val="BodyText"/>
+        <w:numPr>
+          <w:ilvl w:val="1"/>
+          <w:numId w:val="19"/>
+        </w:numPr>
+        <w:tabs>
+          <w:tab w:val="clear" w:pos="709"/>
+          <w:tab w:val="left" w:pos="1418" w:leader="none"/>
+        </w:tabs>
+        <w:bidi w:val="0"/>
+        <w:ind w:hanging="283" w:left="1418"/>
+        <w:jc w:val="left"/>
+        <w:rPr/>
+      </w:pPr>
+      <w:r>
+        <w:rPr>
+          <w:b/>
+        </w:rPr>
+        <w:t>contributo fotografico come prodotto principale</w:t>
+      </w:r>
+      <w:r>
+        <w:rPr/>
+        <w:t>: un racconto per immagini della via (8–12 foto con didascalie brevi), in cui il testo scritto si riduce alle didascalie;</w:t>
+      </w:r>
+    </w:p>
+    <w:p>
+      <w:pPr>
+        <w:pStyle w:val="BodyText"/>
+        <w:numPr>
+          <w:ilvl w:val="1"/>
+          <w:numId w:val="19"/>
+        </w:numPr>
+        <w:tabs>
+          <w:tab w:val="clear" w:pos="709"/>
+          <w:tab w:val="left" w:pos="1418" w:leader="none"/>
+        </w:tabs>
+        <w:bidi w:val="0"/>
+        <w:ind w:hanging="283" w:left="1418"/>
+        <w:jc w:val="left"/>
+        <w:rPr/>
+      </w:pPr>
+      <w:r>
+        <w:rPr>
+          <w:b/>
+        </w:rPr>
+        <w:t>testo facilitato</w:t>
+      </w:r>
+      <w:r>
+        <w:rPr/>
+        <w:t>: struttura a domande-guida (Chi? Quando? Perché questa via?), frasi brevi, supporto di un compagno tutor o del docente.</w:t>
+      </w:r>
+    </w:p>
+    <w:p>
+      <w:pPr>
+        <w:pStyle w:val="BodyText"/>
+        <w:numPr>
+          <w:ilvl w:val="0"/>
+          <w:numId w:val="19"/>
+        </w:numPr>
+        <w:tabs>
+          <w:tab w:val="clear" w:pos="709"/>
+          <w:tab w:val="left" w:pos="709" w:leader="none"/>
+        </w:tabs>
+        <w:bidi w:val="0"/>
+        <w:ind w:hanging="283" w:left="709"/>
+        <w:jc w:val="left"/>
+        <w:rPr/>
+      </w:pPr>
+      <w:r>
+        <w:rPr>
+          <w:b/>
+        </w:rPr>
+        <w:t>Ruoli differenziati nel gruppo</w:t>
+      </w:r>
+      <w:r>
+        <w:rPr/>
+        <w:t>: fotografo di via, cartografo (mappa e coordinate), intervistatore, illustratore del Diario visivo, ricercatore di fonti, curatore della pagina. Ogni ruolo produce una parte visibile e firmata del risultato: nessuno "aiuta soltanto", tutti firmano.</w:t>
+      </w:r>
+    </w:p>
+    <w:p>
+      <w:pPr>
+        <w:pStyle w:val="BodyText"/>
+        <w:numPr>
+          <w:ilvl w:val="0"/>
+          <w:numId w:val="19"/>
+        </w:numPr>
+        <w:tabs>
+          <w:tab w:val="clear" w:pos="709"/>
+          <w:tab w:val="left" w:pos="709" w:leader="none"/>
+        </w:tabs>
+        <w:bidi w:val="0"/>
+        <w:ind w:hanging="283" w:left="709"/>
+        <w:jc w:val="left"/>
+        <w:rPr/>
+      </w:pPr>
+      <w:r>
+        <w:rPr>
+          <w:b/>
+        </w:rPr>
+        <w:t>Strumenti compensativi</w:t>
+      </w:r>
+      <w:r>
+        <w:rPr/>
+        <w:t xml:space="preserve"> ammessi in ogni fase: sintesi vocale e dettatura, mappe e scalette, correttore ortografico, tempi aggiuntivi; </w:t>
+      </w:r>
+      <w:r>
+        <w:rPr>
+          <w:b/>
+        </w:rPr>
+        <w:t>misure dispensative</w:t>
+      </w:r>
+      <w:r>
+        <w:rPr/>
+        <w:t xml:space="preserve"> coerenti con il PDP (es. dispensa dalla lettura ad alta voce in presentazione, sostituita da supporto visivo).</w:t>
+      </w:r>
+    </w:p>
+    <w:p>
+      <w:pPr>
+        <w:pStyle w:val="BodyText"/>
+        <w:numPr>
+          <w:ilvl w:val="0"/>
+          <w:numId w:val="19"/>
+        </w:numPr>
+        <w:tabs>
+          <w:tab w:val="clear" w:pos="709"/>
+          <w:tab w:val="left" w:pos="709" w:leader="none"/>
+        </w:tabs>
+        <w:bidi w:val="0"/>
+        <w:ind w:hanging="283" w:left="709"/>
+        <w:jc w:val="left"/>
+        <w:rPr/>
+      </w:pPr>
+      <w:r>
+        <w:rPr>
+          <w:b/>
+        </w:rPr>
+        <w:t>Valutazione</w:t>
+      </w:r>
+      <w:r>
+        <w:rPr/>
+        <w:t>: le rubriche si applicano al formato scelto (la rubrica del testo vale per l'audio e per le didascalie del racconto fotografico, con gli stessi indicatori: accuratezza, rielaborazione, chiarezza, fonti). L'obiettivo resta identico per tutti: raccontare con parole — o immagini — proprie.</w:t>
+      </w:r>
+    </w:p>
+    <w:p>
+      <w:pPr>
+        <w:pStyle w:val="BodyText"/>
+        <w:bidi w:val="0"/>
+        <w:jc w:val="left"/>
+        <w:rPr/>
+      </w:pPr>
+      <w:r>
+        <w:rPr>
+          <w:b/>
+        </w:rPr>
+        <w:t>Secondaria di I grado:</w:t>
+      </w:r>
+      <w:r>
+        <w:rPr/>
+        <w:t xml:space="preserve"> l'audio-testo può evolvere in mini-podcast di via (2–3 minuti), valorizzando l'oralità come competenza e non come ripiego.</w:t>
+      </w:r>
+    </w:p>
+    <w:p>
+      <w:pPr>
+        <w:pStyle w:val="Heading2"/>
         <w:bidi w:val="0"/>
         <w:ind w:hanging="0" w:left="0"/>
         <w:jc w:val="left"/>
@@ -3077,9 +3597,9 @@
         </w:tblCellMar>
       </w:tblPr>
       <w:tblGrid>
-        <w:gridCol w:w="4875"/>
-        <w:gridCol w:w="2772"/>
-        <w:gridCol w:w="1990"/>
+        <w:gridCol w:w="4483"/>
+        <w:gridCol w:w="3343"/>
+        <w:gridCol w:w="1811"/>
       </w:tblGrid>
       <w:tr>
         <w:trPr>
@@ -3087,7 +3607,7 @@
         </w:trPr>
         <w:tc>
           <w:tcPr>
-            <w:tcW w:w="4875" w:type="dxa"/>
+            <w:tcW w:w="4483" w:type="dxa"/>
             <w:tcBorders>
               <w:top w:val="single" w:sz="4" w:space="0" w:color="000000"/>
               <w:left w:val="single" w:sz="4" w:space="0" w:color="000000"/>
@@ -3109,7 +3629,7 @@
         </w:tc>
         <w:tc>
           <w:tcPr>
-            <w:tcW w:w="2772" w:type="dxa"/>
+            <w:tcW w:w="3343" w:type="dxa"/>
             <w:tcBorders>
               <w:top w:val="single" w:sz="4" w:space="0" w:color="000000"/>
               <w:left w:val="single" w:sz="4" w:space="0" w:color="000000"/>
@@ -3131,7 +3651,7 @@
         </w:tc>
         <w:tc>
           <w:tcPr>
-            <w:tcW w:w="1990" w:type="dxa"/>
+            <w:tcW w:w="1811" w:type="dxa"/>
             <w:tcBorders>
               <w:top w:val="single" w:sz="4" w:space="0" w:color="000000"/>
               <w:left w:val="single" w:sz="4" w:space="0" w:color="000000"/>
@@ -3157,7 +3677,7 @@
         <w:trPr/>
         <w:tc>
           <w:tcPr>
-            <w:tcW w:w="4875" w:type="dxa"/>
+            <w:tcW w:w="4483" w:type="dxa"/>
             <w:tcBorders>
               <w:left w:val="single" w:sz="4" w:space="0" w:color="000000"/>
               <w:bottom w:val="single" w:sz="4" w:space="0" w:color="000000"/>
@@ -3178,7 +3698,7 @@
         </w:tc>
         <w:tc>
           <w:tcPr>
-            <w:tcW w:w="2772" w:type="dxa"/>
+            <w:tcW w:w="3343" w:type="dxa"/>
             <w:tcBorders>
               <w:left w:val="single" w:sz="4" w:space="0" w:color="000000"/>
               <w:bottom w:val="single" w:sz="4" w:space="0" w:color="000000"/>
@@ -3199,7 +3719,7 @@
         </w:tc>
         <w:tc>
           <w:tcPr>
-            <w:tcW w:w="1990" w:type="dxa"/>
+            <w:tcW w:w="1811" w:type="dxa"/>
             <w:tcBorders>
               <w:left w:val="single" w:sz="4" w:space="0" w:color="000000"/>
               <w:bottom w:val="single" w:sz="4" w:space="0" w:color="000000"/>
@@ -3215,7 +3735,7 @@
             </w:pPr>
             <w:r>
               <w:rPr/>
-              <w:t>35%</w:t>
+              <w:t>30%</w:t>
             </w:r>
           </w:p>
         </w:tc>
@@ -3224,7 +3744,7 @@
         <w:trPr/>
         <w:tc>
           <w:tcPr>
-            <w:tcW w:w="4875" w:type="dxa"/>
+            <w:tcW w:w="4483" w:type="dxa"/>
             <w:tcBorders>
               <w:left w:val="single" w:sz="4" w:space="0" w:color="000000"/>
               <w:bottom w:val="single" w:sz="4" w:space="0" w:color="000000"/>
@@ -3245,7 +3765,7 @@
         </w:tc>
         <w:tc>
           <w:tcPr>
-            <w:tcW w:w="2772" w:type="dxa"/>
+            <w:tcW w:w="3343" w:type="dxa"/>
             <w:tcBorders>
               <w:left w:val="single" w:sz="4" w:space="0" w:color="000000"/>
               <w:bottom w:val="single" w:sz="4" w:space="0" w:color="000000"/>
@@ -3266,7 +3786,7 @@
         </w:tc>
         <w:tc>
           <w:tcPr>
-            <w:tcW w:w="1990" w:type="dxa"/>
+            <w:tcW w:w="1811" w:type="dxa"/>
             <w:tcBorders>
               <w:left w:val="single" w:sz="4" w:space="0" w:color="000000"/>
               <w:bottom w:val="single" w:sz="4" w:space="0" w:color="000000"/>
@@ -3291,7 +3811,7 @@
         <w:trPr/>
         <w:tc>
           <w:tcPr>
-            <w:tcW w:w="4875" w:type="dxa"/>
+            <w:tcW w:w="4483" w:type="dxa"/>
             <w:tcBorders>
               <w:left w:val="single" w:sz="4" w:space="0" w:color="000000"/>
               <w:bottom w:val="single" w:sz="4" w:space="0" w:color="000000"/>
@@ -3312,7 +3832,7 @@
         </w:tc>
         <w:tc>
           <w:tcPr>
-            <w:tcW w:w="2772" w:type="dxa"/>
+            <w:tcW w:w="3343" w:type="dxa"/>
             <w:tcBorders>
               <w:left w:val="single" w:sz="4" w:space="0" w:color="000000"/>
               <w:bottom w:val="single" w:sz="4" w:space="0" w:color="000000"/>
@@ -3333,7 +3853,7 @@
         </w:tc>
         <w:tc>
           <w:tcPr>
-            <w:tcW w:w="1990" w:type="dxa"/>
+            <w:tcW w:w="1811" w:type="dxa"/>
             <w:tcBorders>
               <w:left w:val="single" w:sz="4" w:space="0" w:color="000000"/>
               <w:bottom w:val="single" w:sz="4" w:space="0" w:color="000000"/>
@@ -3349,7 +3869,7 @@
             </w:pPr>
             <w:r>
               <w:rPr/>
-              <w:t>20%</w:t>
+              <w:t>15%</w:t>
             </w:r>
           </w:p>
         </w:tc>
@@ -3358,7 +3878,7 @@
         <w:trPr/>
         <w:tc>
           <w:tcPr>
-            <w:tcW w:w="4875" w:type="dxa"/>
+            <w:tcW w:w="4483" w:type="dxa"/>
             <w:tcBorders>
               <w:left w:val="single" w:sz="4" w:space="0" w:color="000000"/>
               <w:bottom w:val="single" w:sz="4" w:space="0" w:color="000000"/>
@@ -3379,7 +3899,7 @@
         </w:tc>
         <w:tc>
           <w:tcPr>
-            <w:tcW w:w="2772" w:type="dxa"/>
+            <w:tcW w:w="3343" w:type="dxa"/>
             <w:tcBorders>
               <w:left w:val="single" w:sz="4" w:space="0" w:color="000000"/>
               <w:bottom w:val="single" w:sz="4" w:space="0" w:color="000000"/>
@@ -3400,7 +3920,7 @@
         </w:tc>
         <w:tc>
           <w:tcPr>
-            <w:tcW w:w="1990" w:type="dxa"/>
+            <w:tcW w:w="1811" w:type="dxa"/>
             <w:tcBorders>
               <w:left w:val="single" w:sz="4" w:space="0" w:color="000000"/>
               <w:bottom w:val="single" w:sz="4" w:space="0" w:color="000000"/>
@@ -3425,7 +3945,7 @@
         <w:trPr/>
         <w:tc>
           <w:tcPr>
-            <w:tcW w:w="4875" w:type="dxa"/>
+            <w:tcW w:w="4483" w:type="dxa"/>
             <w:tcBorders>
               <w:left w:val="single" w:sz="4" w:space="0" w:color="000000"/>
               <w:bottom w:val="single" w:sz="4" w:space="0" w:color="000000"/>
@@ -3446,7 +3966,7 @@
         </w:tc>
         <w:tc>
           <w:tcPr>
-            <w:tcW w:w="2772" w:type="dxa"/>
+            <w:tcW w:w="3343" w:type="dxa"/>
             <w:tcBorders>
               <w:left w:val="single" w:sz="4" w:space="0" w:color="000000"/>
               <w:bottom w:val="single" w:sz="4" w:space="0" w:color="000000"/>
@@ -3467,7 +3987,74 @@
         </w:tc>
         <w:tc>
           <w:tcPr>
-            <w:tcW w:w="1990" w:type="dxa"/>
+            <w:tcW w:w="1811" w:type="dxa"/>
+            <w:tcBorders>
+              <w:left w:val="single" w:sz="4" w:space="0" w:color="000000"/>
+              <w:bottom w:val="single" w:sz="4" w:space="0" w:color="000000"/>
+              <w:right w:val="single" w:sz="4" w:space="0" w:color="000000"/>
+            </w:tcBorders>
+          </w:tcPr>
+          <w:p>
+            <w:pPr>
+              <w:pStyle w:val="TableContents"/>
+              <w:bidi w:val="0"/>
+              <w:jc w:val="left"/>
+              <w:rPr/>
+            </w:pPr>
+            <w:r>
+              <w:rPr/>
+              <w:t>10%</w:t>
+            </w:r>
+          </w:p>
+        </w:tc>
+      </w:tr>
+      <w:tr>
+        <w:trPr/>
+        <w:tc>
+          <w:tcPr>
+            <w:tcW w:w="4483" w:type="dxa"/>
+            <w:tcBorders>
+              <w:left w:val="single" w:sz="4" w:space="0" w:color="000000"/>
+              <w:bottom w:val="single" w:sz="4" w:space="0" w:color="000000"/>
+            </w:tcBorders>
+          </w:tcPr>
+          <w:p>
+            <w:pPr>
+              <w:pStyle w:val="TableContents"/>
+              <w:bidi w:val="0"/>
+              <w:jc w:val="left"/>
+              <w:rPr/>
+            </w:pPr>
+            <w:r>
+              <w:rPr/>
+              <w:t>Restituzione alla comunità</w:t>
+            </w:r>
+          </w:p>
+        </w:tc>
+        <w:tc>
+          <w:tcPr>
+            <w:tcW w:w="3343" w:type="dxa"/>
+            <w:tcBorders>
+              <w:left w:val="single" w:sz="4" w:space="0" w:color="000000"/>
+              <w:bottom w:val="single" w:sz="4" w:space="0" w:color="000000"/>
+            </w:tcBorders>
+          </w:tcPr>
+          <w:p>
+            <w:pPr>
+              <w:pStyle w:val="TableContents"/>
+              <w:bidi w:val="0"/>
+              <w:jc w:val="left"/>
+              <w:rPr/>
+            </w:pPr>
+            <w:r>
+              <w:rPr/>
+              <w:t>Osservazione + prodotto</w:t>
+            </w:r>
+          </w:p>
+        </w:tc>
+        <w:tc>
+          <w:tcPr>
+            <w:tcW w:w="1811" w:type="dxa"/>
             <w:tcBorders>
               <w:left w:val="single" w:sz="4" w:space="0" w:color="000000"/>
               <w:bottom w:val="single" w:sz="4" w:space="0" w:color="000000"/>
@@ -3498,6 +4085,18 @@
       </w:pPr>
       <w:r>
         <w:rPr/>
+      </w:r>
+    </w:p>
+    <w:p>
+      <w:pPr>
+        <w:pStyle w:val="BodyText"/>
+        <w:bidi w:val="0"/>
+        <w:jc w:val="left"/>
+        <w:rPr/>
+      </w:pPr>
+      <w:r>
+        <w:rPr/>
+        <w:t>Nel livello Avanzato dell'indicatore di completezza della pagina web rientrano anche il testo alternativo su tutte le immagini e la presenza delle «voci dalla classe»; nel livello Base la loro assenza o genericità.</w:t>
       </w:r>
     </w:p>
     <w:p>
@@ -4216,6 +4815,276 @@
       </w:pPr>
       <w:r>
         <w:rPr/>
+        <w:t>Rubrica — Diario visivo</w:t>
+      </w:r>
+    </w:p>
+    <w:tbl>
+      <w:tblPr>
+        <w:tblW w:w="5000" w:type="pct"/>
+        <w:jc w:val="left"/>
+        <w:tblInd w:w="55" w:type="dxa"/>
+        <w:tblLayout w:type="fixed"/>
+        <w:tblCellMar>
+          <w:top w:w="55" w:type="dxa"/>
+          <w:left w:w="55" w:type="dxa"/>
+          <w:bottom w:w="55" w:type="dxa"/>
+          <w:right w:w="55" w:type="dxa"/>
+        </w:tblCellMar>
+      </w:tblPr>
+      <w:tblGrid>
+        <w:gridCol w:w="1927"/>
+        <w:gridCol w:w="1928"/>
+        <w:gridCol w:w="1927"/>
+        <w:gridCol w:w="1928"/>
+        <w:gridCol w:w="1928"/>
+      </w:tblGrid>
+      <w:tr>
+        <w:trPr>
+          <w:tblHeader w:val="true"/>
+        </w:trPr>
+        <w:tc>
+          <w:tcPr>
+            <w:tcW w:w="1927" w:type="dxa"/>
+            <w:tcBorders>
+              <w:top w:val="single" w:sz="4" w:space="0" w:color="000000"/>
+              <w:left w:val="single" w:sz="4" w:space="0" w:color="000000"/>
+              <w:bottom w:val="single" w:sz="4" w:space="0" w:color="000000"/>
+            </w:tcBorders>
+          </w:tcPr>
+          <w:p>
+            <w:pPr>
+              <w:pStyle w:val="TableHeading"/>
+              <w:bidi w:val="0"/>
+              <w:jc w:val="left"/>
+              <w:rPr/>
+            </w:pPr>
+            <w:r>
+              <w:rPr/>
+              <w:t>Indicatore</w:t>
+            </w:r>
+          </w:p>
+        </w:tc>
+        <w:tc>
+          <w:tcPr>
+            <w:tcW w:w="1928" w:type="dxa"/>
+            <w:tcBorders>
+              <w:top w:val="single" w:sz="4" w:space="0" w:color="000000"/>
+              <w:left w:val="single" w:sz="4" w:space="0" w:color="000000"/>
+              <w:bottom w:val="single" w:sz="4" w:space="0" w:color="000000"/>
+            </w:tcBorders>
+          </w:tcPr>
+          <w:p>
+            <w:pPr>
+              <w:pStyle w:val="TableHeading"/>
+              <w:bidi w:val="0"/>
+              <w:jc w:val="left"/>
+              <w:rPr/>
+            </w:pPr>
+            <w:r>
+              <w:rPr/>
+              <w:t>Avanzato</w:t>
+            </w:r>
+          </w:p>
+        </w:tc>
+        <w:tc>
+          <w:tcPr>
+            <w:tcW w:w="1927" w:type="dxa"/>
+            <w:tcBorders>
+              <w:top w:val="single" w:sz="4" w:space="0" w:color="000000"/>
+              <w:left w:val="single" w:sz="4" w:space="0" w:color="000000"/>
+              <w:bottom w:val="single" w:sz="4" w:space="0" w:color="000000"/>
+            </w:tcBorders>
+          </w:tcPr>
+          <w:p>
+            <w:pPr>
+              <w:pStyle w:val="TableHeading"/>
+              <w:bidi w:val="0"/>
+              <w:jc w:val="left"/>
+              <w:rPr/>
+            </w:pPr>
+            <w:r>
+              <w:rPr/>
+              <w:t>Intermedio</w:t>
+            </w:r>
+          </w:p>
+        </w:tc>
+        <w:tc>
+          <w:tcPr>
+            <w:tcW w:w="1928" w:type="dxa"/>
+            <w:tcBorders>
+              <w:top w:val="single" w:sz="4" w:space="0" w:color="000000"/>
+              <w:left w:val="single" w:sz="4" w:space="0" w:color="000000"/>
+              <w:bottom w:val="single" w:sz="4" w:space="0" w:color="000000"/>
+            </w:tcBorders>
+          </w:tcPr>
+          <w:p>
+            <w:pPr>
+              <w:pStyle w:val="TableHeading"/>
+              <w:bidi w:val="0"/>
+              <w:jc w:val="left"/>
+              <w:rPr/>
+            </w:pPr>
+            <w:r>
+              <w:rPr/>
+              <w:t>Base</w:t>
+            </w:r>
+          </w:p>
+        </w:tc>
+        <w:tc>
+          <w:tcPr>
+            <w:tcW w:w="1928" w:type="dxa"/>
+            <w:tcBorders>
+              <w:top w:val="single" w:sz="4" w:space="0" w:color="000000"/>
+              <w:left w:val="single" w:sz="4" w:space="0" w:color="000000"/>
+              <w:bottom w:val="single" w:sz="4" w:space="0" w:color="000000"/>
+              <w:right w:val="single" w:sz="4" w:space="0" w:color="000000"/>
+            </w:tcBorders>
+          </w:tcPr>
+          <w:p>
+            <w:pPr>
+              <w:pStyle w:val="TableHeading"/>
+              <w:bidi w:val="0"/>
+              <w:jc w:val="left"/>
+              <w:rPr/>
+            </w:pPr>
+            <w:r>
+              <w:rPr/>
+              <w:t>In via di acquisizione</w:t>
+            </w:r>
+          </w:p>
+        </w:tc>
+      </w:tr>
+      <w:tr>
+        <w:trPr/>
+        <w:tc>
+          <w:tcPr>
+            <w:tcW w:w="1927" w:type="dxa"/>
+            <w:tcBorders>
+              <w:left w:val="single" w:sz="4" w:space="0" w:color="000000"/>
+              <w:bottom w:val="single" w:sz="4" w:space="0" w:color="000000"/>
+            </w:tcBorders>
+          </w:tcPr>
+          <w:p>
+            <w:pPr>
+              <w:pStyle w:val="TableContents"/>
+              <w:bidi w:val="0"/>
+              <w:jc w:val="left"/>
+              <w:rPr/>
+            </w:pPr>
+            <w:r>
+              <w:rPr/>
+              <w:t>Diario visivo</w:t>
+            </w:r>
+          </w:p>
+        </w:tc>
+        <w:tc>
+          <w:tcPr>
+            <w:tcW w:w="1928" w:type="dxa"/>
+            <w:tcBorders>
+              <w:left w:val="single" w:sz="4" w:space="0" w:color="000000"/>
+              <w:bottom w:val="single" w:sz="4" w:space="0" w:color="000000"/>
+            </w:tcBorders>
+          </w:tcPr>
+          <w:p>
+            <w:pPr>
+              <w:pStyle w:val="TableContents"/>
+              <w:bidi w:val="0"/>
+              <w:jc w:val="left"/>
+              <w:rPr/>
+            </w:pPr>
+            <w:r>
+              <w:rPr/>
+              <w:t>Elaborati originali con didascalie complete che integrano emozione, tecnica e contesto</w:t>
+            </w:r>
+          </w:p>
+        </w:tc>
+        <w:tc>
+          <w:tcPr>
+            <w:tcW w:w="1927" w:type="dxa"/>
+            <w:tcBorders>
+              <w:left w:val="single" w:sz="4" w:space="0" w:color="000000"/>
+              <w:bottom w:val="single" w:sz="4" w:space="0" w:color="000000"/>
+            </w:tcBorders>
+          </w:tcPr>
+          <w:p>
+            <w:pPr>
+              <w:pStyle w:val="TableContents"/>
+              <w:bidi w:val="0"/>
+              <w:jc w:val="left"/>
+              <w:rPr/>
+            </w:pPr>
+            <w:r>
+              <w:rPr/>
+              <w:t>Didascalie presenti ma parziali</w:t>
+            </w:r>
+          </w:p>
+        </w:tc>
+        <w:tc>
+          <w:tcPr>
+            <w:tcW w:w="1928" w:type="dxa"/>
+            <w:tcBorders>
+              <w:left w:val="single" w:sz="4" w:space="0" w:color="000000"/>
+              <w:bottom w:val="single" w:sz="4" w:space="0" w:color="000000"/>
+            </w:tcBorders>
+          </w:tcPr>
+          <w:p>
+            <w:pPr>
+              <w:pStyle w:val="TableContents"/>
+              <w:bidi w:val="0"/>
+              <w:jc w:val="left"/>
+              <w:rPr/>
+            </w:pPr>
+            <w:r>
+              <w:rPr/>
+              <w:t>Elaborati senza didascalie</w:t>
+            </w:r>
+          </w:p>
+        </w:tc>
+        <w:tc>
+          <w:tcPr>
+            <w:tcW w:w="1928" w:type="dxa"/>
+            <w:tcBorders>
+              <w:left w:val="single" w:sz="4" w:space="0" w:color="000000"/>
+              <w:bottom w:val="single" w:sz="4" w:space="0" w:color="000000"/>
+              <w:right w:val="single" w:sz="4" w:space="0" w:color="000000"/>
+            </w:tcBorders>
+          </w:tcPr>
+          <w:p>
+            <w:pPr>
+              <w:pStyle w:val="TableContents"/>
+              <w:bidi w:val="0"/>
+              <w:jc w:val="left"/>
+              <w:rPr/>
+            </w:pPr>
+            <w:r>
+              <w:rPr/>
+              <w:t>Elaborati assenti o non originali</w:t>
+            </w:r>
+          </w:p>
+        </w:tc>
+      </w:tr>
+    </w:tbl>
+    <w:p>
+      <w:pPr>
+        <w:pStyle w:val="BodyText"/>
+        <w:bidi w:val="0"/>
+        <w:jc w:val="left"/>
+        <w:rPr/>
+      </w:pPr>
+      <w:r>
+        <w:rPr/>
+      </w:r>
+    </w:p>
+    <w:p>
+      <w:pPr>
+        <w:pStyle w:val="Heading3"/>
+        <w:bidi w:val="0"/>
+        <w:ind w:hanging="0" w:left="0"/>
+        <w:jc w:val="left"/>
+        <w:rPr/>
+      </w:pPr>
+      <w:r>
+        <w:rPr/>
         <w:t>Autovalutazione (da consegnare a fine percorso)</w:t>
       </w:r>
     </w:p>
@@ -4224,7 +5093,7 @@
         <w:pStyle w:val="BodyText"/>
         <w:numPr>
           <w:ilvl w:val="0"/>
-          <w:numId w:val="17"/>
+          <w:numId w:val="20"/>
         </w:numPr>
         <w:tabs>
           <w:tab w:val="clear" w:pos="709"/>
@@ -4245,7 +5114,7 @@
         <w:pStyle w:val="BodyText"/>
         <w:numPr>
           <w:ilvl w:val="0"/>
-          <w:numId w:val="17"/>
+          <w:numId w:val="20"/>
         </w:numPr>
         <w:tabs>
           <w:tab w:val="clear" w:pos="709"/>
@@ -4266,7 +5135,7 @@
         <w:pStyle w:val="BodyText"/>
         <w:numPr>
           <w:ilvl w:val="0"/>
-          <w:numId w:val="17"/>
+          <w:numId w:val="20"/>
         </w:numPr>
         <w:tabs>
           <w:tab w:val="clear" w:pos="709"/>
@@ -4287,7 +5156,7 @@
         <w:pStyle w:val="BodyText"/>
         <w:numPr>
           <w:ilvl w:val="0"/>
-          <w:numId w:val="17"/>
+          <w:numId w:val="20"/>
         </w:numPr>
         <w:tabs>
           <w:tab w:val="clear" w:pos="709"/>
@@ -4308,7 +5177,7 @@
         <w:pStyle w:val="BodyText"/>
         <w:numPr>
           <w:ilvl w:val="0"/>
-          <w:numId w:val="17"/>
+          <w:numId w:val="20"/>
         </w:numPr>
         <w:tabs>
           <w:tab w:val="clear" w:pos="709"/>
@@ -4346,7 +5215,7 @@
         <w:pStyle w:val="BodyText"/>
         <w:numPr>
           <w:ilvl w:val="0"/>
-          <w:numId w:val="18"/>
+          <w:numId w:val="21"/>
         </w:numPr>
         <w:tabs>
           <w:tab w:val="clear" w:pos="709"/>
@@ -4367,7 +5236,7 @@
         <w:pStyle w:val="BodyText"/>
         <w:numPr>
           <w:ilvl w:val="0"/>
-          <w:numId w:val="18"/>
+          <w:numId w:val="21"/>
         </w:numPr>
         <w:tabs>
           <w:tab w:val="clear" w:pos="709"/>
@@ -4388,7 +5257,7 @@
         <w:pStyle w:val="BodyText"/>
         <w:numPr>
           <w:ilvl w:val="0"/>
-          <w:numId w:val="18"/>
+          <w:numId w:val="21"/>
         </w:numPr>
         <w:tabs>
           <w:tab w:val="clear" w:pos="709"/>
@@ -4409,7 +5278,7 @@
         <w:pStyle w:val="BodyText"/>
         <w:numPr>
           <w:ilvl w:val="0"/>
-          <w:numId w:val="18"/>
+          <w:numId w:val="21"/>
         </w:numPr>
         <w:tabs>
           <w:tab w:val="clear" w:pos="709"/>
@@ -4430,7 +5299,7 @@
         <w:pStyle w:val="BodyText"/>
         <w:numPr>
           <w:ilvl w:val="0"/>
-          <w:numId w:val="18"/>
+          <w:numId w:val="21"/>
         </w:numPr>
         <w:tabs>
           <w:tab w:val="clear" w:pos="709"/>
@@ -5433,8 +6302,8 @@
   <w:abstractNum w:abstractNumId="8">
     <w:lvl w:ilvl="0">
       <w:start w:val="1"/>
-      <w:numFmt w:val="decimal"/>
-      <w:lvlText w:val="%1."/>
+      <w:numFmt w:val="bullet"/>
+      <w:lvlText w:val=""/>
       <w:lvlJc w:val="left"/>
       <w:pPr>
         <w:tabs>
@@ -5442,12 +6311,14 @@
         </w:tabs>
         <w:ind w:left="709" w:hanging="283"/>
       </w:pPr>
-      <w:rPr/>
+      <w:rPr>
+        <w:rFonts w:ascii="Symbol" w:hAnsi="Symbol" w:cs="Symbol" w:hint="default"/>
+      </w:rPr>
     </w:lvl>
     <w:lvl w:ilvl="1">
       <w:start w:val="1"/>
-      <w:numFmt w:val="decimal"/>
-      <w:lvlText w:val="%2."/>
+      <w:numFmt w:val="bullet"/>
+      <w:lvlText w:val=""/>
       <w:lvlJc w:val="left"/>
       <w:pPr>
         <w:tabs>
@@ -5455,12 +6326,14 @@
         </w:tabs>
         <w:ind w:left="1418" w:hanging="283"/>
       </w:pPr>
-      <w:rPr/>
+      <w:rPr>
+        <w:rFonts w:ascii="Symbol" w:hAnsi="Symbol" w:cs="Symbol" w:hint="default"/>
+      </w:rPr>
     </w:lvl>
     <w:lvl w:ilvl="2">
       <w:start w:val="1"/>
-      <w:numFmt w:val="decimal"/>
-      <w:lvlText w:val="%3."/>
+      <w:numFmt w:val="bullet"/>
+      <w:lvlText w:val=""/>
       <w:lvlJc w:val="left"/>
       <w:pPr>
         <w:tabs>
@@ -5468,12 +6341,14 @@
         </w:tabs>
         <w:ind w:left="2127" w:hanging="283"/>
       </w:pPr>
-      <w:rPr/>
+      <w:rPr>
+        <w:rFonts w:ascii="Symbol" w:hAnsi="Symbol" w:cs="Symbol" w:hint="default"/>
+      </w:rPr>
     </w:lvl>
     <w:lvl w:ilvl="3">
       <w:start w:val="1"/>
-      <w:numFmt w:val="decimal"/>
-      <w:lvlText w:val="%4."/>
+      <w:numFmt w:val="bullet"/>
+      <w:lvlText w:val=""/>
       <w:lvlJc w:val="left"/>
       <w:pPr>
         <w:tabs>
@@ -5481,12 +6356,14 @@
         </w:tabs>
         <w:ind w:left="2836" w:hanging="283"/>
       </w:pPr>
-      <w:rPr/>
+      <w:rPr>
+        <w:rFonts w:ascii="Symbol" w:hAnsi="Symbol" w:cs="Symbol" w:hint="default"/>
+      </w:rPr>
     </w:lvl>
     <w:lvl w:ilvl="4">
       <w:start w:val="1"/>
-      <w:numFmt w:val="decimal"/>
-      <w:lvlText w:val="%5."/>
+      <w:numFmt w:val="bullet"/>
+      <w:lvlText w:val=""/>
       <w:lvlJc w:val="left"/>
       <w:pPr>
         <w:tabs>
@@ -5494,12 +6371,14 @@
         </w:tabs>
         <w:ind w:left="3545" w:hanging="283"/>
       </w:pPr>
-      <w:rPr/>
+      <w:rPr>
+        <w:rFonts w:ascii="Symbol" w:hAnsi="Symbol" w:cs="Symbol" w:hint="default"/>
+      </w:rPr>
     </w:lvl>
     <w:lvl w:ilvl="5">
       <w:start w:val="1"/>
-      <w:numFmt w:val="decimal"/>
-      <w:lvlText w:val="%6."/>
+      <w:numFmt w:val="bullet"/>
+      <w:lvlText w:val=""/>
       <w:lvlJc w:val="left"/>
       <w:pPr>
         <w:tabs>
@@ -5507,12 +6386,14 @@
         </w:tabs>
         <w:ind w:left="4254" w:hanging="283"/>
       </w:pPr>
-      <w:rPr/>
+      <w:rPr>
+        <w:rFonts w:ascii="Symbol" w:hAnsi="Symbol" w:cs="Symbol" w:hint="default"/>
+      </w:rPr>
     </w:lvl>
     <w:lvl w:ilvl="6">
       <w:start w:val="1"/>
-      <w:numFmt w:val="decimal"/>
-      <w:lvlText w:val="%7."/>
+      <w:numFmt w:val="bullet"/>
+      <w:lvlText w:val=""/>
       <w:lvlJc w:val="left"/>
       <w:pPr>
         <w:tabs>
@@ -5520,12 +6401,14 @@
         </w:tabs>
         <w:ind w:left="4963" w:hanging="283"/>
       </w:pPr>
-      <w:rPr/>
+      <w:rPr>
+        <w:rFonts w:ascii="Symbol" w:hAnsi="Symbol" w:cs="Symbol" w:hint="default"/>
+      </w:rPr>
     </w:lvl>
     <w:lvl w:ilvl="7">
       <w:start w:val="1"/>
-      <w:numFmt w:val="decimal"/>
-      <w:lvlText w:val="%8."/>
+      <w:numFmt w:val="bullet"/>
+      <w:lvlText w:val=""/>
       <w:lvlJc w:val="left"/>
       <w:pPr>
         <w:tabs>
@@ -5533,12 +6416,14 @@
         </w:tabs>
         <w:ind w:left="5672" w:hanging="283"/>
       </w:pPr>
-      <w:rPr/>
+      <w:rPr>
+        <w:rFonts w:ascii="Symbol" w:hAnsi="Symbol" w:cs="Symbol" w:hint="default"/>
+      </w:rPr>
     </w:lvl>
     <w:lvl w:ilvl="8">
       <w:start w:val="1"/>
-      <w:numFmt w:val="decimal"/>
-      <w:lvlText w:val="%9."/>
+      <w:numFmt w:val="bullet"/>
+      <w:lvlText w:val=""/>
       <w:lvlJc w:val="left"/>
       <w:pPr>
         <w:tabs>
@@ -5546,14 +6431,16 @@
         </w:tabs>
         <w:ind w:left="6381" w:hanging="283"/>
       </w:pPr>
-      <w:rPr/>
+      <w:rPr>
+        <w:rFonts w:ascii="Symbol" w:hAnsi="Symbol" w:cs="Symbol" w:hint="default"/>
+      </w:rPr>
     </w:lvl>
   </w:abstractNum>
   <w:abstractNum w:abstractNumId="9">
     <w:lvl w:ilvl="0">
       <w:start w:val="1"/>
-      <w:numFmt w:val="bullet"/>
-      <w:lvlText w:val=""/>
+      <w:numFmt w:val="decimal"/>
+      <w:lvlText w:val="%1."/>
       <w:lvlJc w:val="left"/>
       <w:pPr>
         <w:tabs>
@@ -5561,14 +6448,12 @@
         </w:tabs>
         <w:ind w:left="709" w:hanging="283"/>
       </w:pPr>
-      <w:rPr>
-        <w:rFonts w:ascii="Symbol" w:hAnsi="Symbol" w:cs="Symbol" w:hint="default"/>
-      </w:rPr>
+      <w:rPr/>
     </w:lvl>
     <w:lvl w:ilvl="1">
       <w:start w:val="1"/>
-      <w:numFmt w:val="bullet"/>
-      <w:lvlText w:val=""/>
+      <w:numFmt w:val="decimal"/>
+      <w:lvlText w:val="%2."/>
       <w:lvlJc w:val="left"/>
       <w:pPr>
         <w:tabs>
@@ -5576,14 +6461,12 @@
         </w:tabs>
         <w:ind w:left="1418" w:hanging="283"/>
       </w:pPr>
-      <w:rPr>
-        <w:rFonts w:ascii="Symbol" w:hAnsi="Symbol" w:cs="Symbol" w:hint="default"/>
-      </w:rPr>
+      <w:rPr/>
     </w:lvl>
     <w:lvl w:ilvl="2">
       <w:start w:val="1"/>
-      <w:numFmt w:val="bullet"/>
-      <w:lvlText w:val=""/>
+      <w:numFmt w:val="decimal"/>
+      <w:lvlText w:val="%3."/>
       <w:lvlJc w:val="left"/>
       <w:pPr>
         <w:tabs>
@@ -5591,14 +6474,12 @@
         </w:tabs>
         <w:ind w:left="2127" w:hanging="283"/>
       </w:pPr>
-      <w:rPr>
-        <w:rFonts w:ascii="Symbol" w:hAnsi="Symbol" w:cs="Symbol" w:hint="default"/>
-      </w:rPr>
+      <w:rPr/>
     </w:lvl>
     <w:lvl w:ilvl="3">
       <w:start w:val="1"/>
-      <w:numFmt w:val="bullet"/>
-      <w:lvlText w:val=""/>
+      <w:numFmt w:val="decimal"/>
+      <w:lvlText w:val="%4."/>
       <w:lvlJc w:val="left"/>
       <w:pPr>
         <w:tabs>
@@ -5606,14 +6487,12 @@
         </w:tabs>
         <w:ind w:left="2836" w:hanging="283"/>
       </w:pPr>
-      <w:rPr>
-        <w:rFonts w:ascii="Symbol" w:hAnsi="Symbol" w:cs="Symbol" w:hint="default"/>
-      </w:rPr>
+      <w:rPr/>
     </w:lvl>
     <w:lvl w:ilvl="4">
       <w:start w:val="1"/>
-      <w:numFmt w:val="bullet"/>
-      <w:lvlText w:val=""/>
+      <w:numFmt w:val="decimal"/>
+      <w:lvlText w:val="%5."/>
       <w:lvlJc w:val="left"/>
       <w:pPr>
         <w:tabs>
@@ -5621,14 +6500,12 @@
         </w:tabs>
         <w:ind w:left="3545" w:hanging="283"/>
       </w:pPr>
-      <w:rPr>
-        <w:rFonts w:ascii="Symbol" w:hAnsi="Symbol" w:cs="Symbol" w:hint="default"/>
-      </w:rPr>
+      <w:rPr/>
     </w:lvl>
     <w:lvl w:ilvl="5">
       <w:start w:val="1"/>
-      <w:numFmt w:val="bullet"/>
-      <w:lvlText w:val=""/>
+      <w:numFmt w:val="decimal"/>
+      <w:lvlText w:val="%6."/>
       <w:lvlJc w:val="left"/>
       <w:pPr>
         <w:tabs>
@@ -5636,14 +6513,12 @@
         </w:tabs>
         <w:ind w:left="4254" w:hanging="283"/>
       </w:pPr>
-      <w:rPr>
-        <w:rFonts w:ascii="Symbol" w:hAnsi="Symbol" w:cs="Symbol" w:hint="default"/>
-      </w:rPr>
+      <w:rPr/>
     </w:lvl>
     <w:lvl w:ilvl="6">
       <w:start w:val="1"/>
-      <w:numFmt w:val="bullet"/>
-      <w:lvlText w:val=""/>
+      <w:numFmt w:val="decimal"/>
+      <w:lvlText w:val="%7."/>
       <w:lvlJc w:val="left"/>
       <w:pPr>
         <w:tabs>
@@ -5651,14 +6526,12 @@
         </w:tabs>
         <w:ind w:left="4963" w:hanging="283"/>
       </w:pPr>
-      <w:rPr>
-        <w:rFonts w:ascii="Symbol" w:hAnsi="Symbol" w:cs="Symbol" w:hint="default"/>
-      </w:rPr>
+      <w:rPr/>
     </w:lvl>
     <w:lvl w:ilvl="7">
       <w:start w:val="1"/>
-      <w:numFmt w:val="bullet"/>
-      <w:lvlText w:val=""/>
+      <w:numFmt w:val="decimal"/>
+      <w:lvlText w:val="%8."/>
       <w:lvlJc w:val="left"/>
       <w:pPr>
         <w:tabs>
@@ -5666,14 +6539,12 @@
         </w:tabs>
         <w:ind w:left="5672" w:hanging="283"/>
       </w:pPr>
-      <w:rPr>
-        <w:rFonts w:ascii="Symbol" w:hAnsi="Symbol" w:cs="Symbol" w:hint="default"/>
-      </w:rPr>
+      <w:rPr/>
     </w:lvl>
     <w:lvl w:ilvl="8">
       <w:start w:val="1"/>
-      <w:numFmt w:val="bullet"/>
-      <w:lvlText w:val=""/>
+      <w:numFmt w:val="decimal"/>
+      <w:lvlText w:val="%9."/>
       <w:lvlJc w:val="left"/>
       <w:pPr>
         <w:tabs>
@@ -5681,9 +6552,7 @@
         </w:tabs>
         <w:ind w:left="6381" w:hanging="283"/>
       </w:pPr>
-      <w:rPr>
-        <w:rFonts w:ascii="Symbol" w:hAnsi="Symbol" w:cs="Symbol" w:hint="default"/>
-      </w:rPr>
+      <w:rPr/>
     </w:lvl>
   </w:abstractNum>
   <w:abstractNum w:abstractNumId="10">
@@ -6648,6 +7517,417 @@
   <w:abstractNum w:abstractNumId="17">
     <w:lvl w:ilvl="0">
       <w:start w:val="1"/>
+      <w:numFmt w:val="bullet"/>
+      <w:lvlText w:val=""/>
+      <w:lvlJc w:val="left"/>
+      <w:pPr>
+        <w:tabs>
+          <w:tab w:val="num" w:pos="709"/>
+        </w:tabs>
+        <w:ind w:left="709" w:hanging="283"/>
+      </w:pPr>
+      <w:rPr>
+        <w:rFonts w:ascii="Symbol" w:hAnsi="Symbol" w:cs="Symbol" w:hint="default"/>
+      </w:rPr>
+    </w:lvl>
+    <w:lvl w:ilvl="1">
+      <w:start w:val="1"/>
+      <w:numFmt w:val="bullet"/>
+      <w:lvlText w:val=""/>
+      <w:lvlJc w:val="left"/>
+      <w:pPr>
+        <w:tabs>
+          <w:tab w:val="num" w:pos="1418"/>
+        </w:tabs>
+        <w:ind w:left="1418" w:hanging="283"/>
+      </w:pPr>
+      <w:rPr>
+        <w:rFonts w:ascii="Symbol" w:hAnsi="Symbol" w:cs="Symbol" w:hint="default"/>
+      </w:rPr>
+    </w:lvl>
+    <w:lvl w:ilvl="2">
+      <w:start w:val="1"/>
+      <w:numFmt w:val="bullet"/>
+      <w:lvlText w:val=""/>
+      <w:lvlJc w:val="left"/>
+      <w:pPr>
+        <w:tabs>
+          <w:tab w:val="num" w:pos="2127"/>
+        </w:tabs>
+        <w:ind w:left="2127" w:hanging="283"/>
+      </w:pPr>
+      <w:rPr>
+        <w:rFonts w:ascii="Symbol" w:hAnsi="Symbol" w:cs="Symbol" w:hint="default"/>
+      </w:rPr>
+    </w:lvl>
+    <w:lvl w:ilvl="3">
+      <w:start w:val="1"/>
+      <w:numFmt w:val="bullet"/>
+      <w:lvlText w:val=""/>
+      <w:lvlJc w:val="left"/>
+      <w:pPr>
+        <w:tabs>
+          <w:tab w:val="num" w:pos="2836"/>
+        </w:tabs>
+        <w:ind w:left="2836" w:hanging="283"/>
+      </w:pPr>
+      <w:rPr>
+        <w:rFonts w:ascii="Symbol" w:hAnsi="Symbol" w:cs="Symbol" w:hint="default"/>
+      </w:rPr>
+    </w:lvl>
+    <w:lvl w:ilvl="4">
+      <w:start w:val="1"/>
+      <w:numFmt w:val="bullet"/>
+      <w:lvlText w:val=""/>
+      <w:lvlJc w:val="left"/>
+      <w:pPr>
+        <w:tabs>
+          <w:tab w:val="num" w:pos="3545"/>
+        </w:tabs>
+        <w:ind w:left="3545" w:hanging="283"/>
+      </w:pPr>
+      <w:rPr>
+        <w:rFonts w:ascii="Symbol" w:hAnsi="Symbol" w:cs="Symbol" w:hint="default"/>
+      </w:rPr>
+    </w:lvl>
+    <w:lvl w:ilvl="5">
+      <w:start w:val="1"/>
+      <w:numFmt w:val="bullet"/>
+      <w:lvlText w:val=""/>
+      <w:lvlJc w:val="left"/>
+      <w:pPr>
+        <w:tabs>
+          <w:tab w:val="num" w:pos="4254"/>
+        </w:tabs>
+        <w:ind w:left="4254" w:hanging="283"/>
+      </w:pPr>
+      <w:rPr>
+        <w:rFonts w:ascii="Symbol" w:hAnsi="Symbol" w:cs="Symbol" w:hint="default"/>
+      </w:rPr>
+    </w:lvl>
+    <w:lvl w:ilvl="6">
+      <w:start w:val="1"/>
+      <w:numFmt w:val="bullet"/>
+      <w:lvlText w:val=""/>
+      <w:lvlJc w:val="left"/>
+      <w:pPr>
+        <w:tabs>
+          <w:tab w:val="num" w:pos="4963"/>
+        </w:tabs>
+        <w:ind w:left="4963" w:hanging="283"/>
+      </w:pPr>
+      <w:rPr>
+        <w:rFonts w:ascii="Symbol" w:hAnsi="Symbol" w:cs="Symbol" w:hint="default"/>
+      </w:rPr>
+    </w:lvl>
+    <w:lvl w:ilvl="7">
+      <w:start w:val="1"/>
+      <w:numFmt w:val="bullet"/>
+      <w:lvlText w:val=""/>
+      <w:lvlJc w:val="left"/>
+      <w:pPr>
+        <w:tabs>
+          <w:tab w:val="num" w:pos="5672"/>
+        </w:tabs>
+        <w:ind w:left="5672" w:hanging="283"/>
+      </w:pPr>
+      <w:rPr>
+        <w:rFonts w:ascii="Symbol" w:hAnsi="Symbol" w:cs="Symbol" w:hint="default"/>
+      </w:rPr>
+    </w:lvl>
+    <w:lvl w:ilvl="8">
+      <w:start w:val="1"/>
+      <w:numFmt w:val="bullet"/>
+      <w:lvlText w:val=""/>
+      <w:lvlJc w:val="left"/>
+      <w:pPr>
+        <w:tabs>
+          <w:tab w:val="num" w:pos="6381"/>
+        </w:tabs>
+        <w:ind w:left="6381" w:hanging="283"/>
+      </w:pPr>
+      <w:rPr>
+        <w:rFonts w:ascii="Symbol" w:hAnsi="Symbol" w:cs="Symbol" w:hint="default"/>
+      </w:rPr>
+    </w:lvl>
+  </w:abstractNum>
+  <w:abstractNum w:abstractNumId="18">
+    <w:lvl w:ilvl="0">
+      <w:start w:val="1"/>
+      <w:numFmt w:val="bullet"/>
+      <w:lvlText w:val=""/>
+      <w:lvlJc w:val="left"/>
+      <w:pPr>
+        <w:tabs>
+          <w:tab w:val="num" w:pos="709"/>
+        </w:tabs>
+        <w:ind w:left="709" w:hanging="283"/>
+      </w:pPr>
+      <w:rPr>
+        <w:rFonts w:ascii="Symbol" w:hAnsi="Symbol" w:cs="Symbol" w:hint="default"/>
+      </w:rPr>
+    </w:lvl>
+    <w:lvl w:ilvl="1">
+      <w:start w:val="1"/>
+      <w:numFmt w:val="bullet"/>
+      <w:lvlText w:val=""/>
+      <w:lvlJc w:val="left"/>
+      <w:pPr>
+        <w:tabs>
+          <w:tab w:val="num" w:pos="1418"/>
+        </w:tabs>
+        <w:ind w:left="1418" w:hanging="283"/>
+      </w:pPr>
+      <w:rPr>
+        <w:rFonts w:ascii="Symbol" w:hAnsi="Symbol" w:cs="Symbol" w:hint="default"/>
+      </w:rPr>
+    </w:lvl>
+    <w:lvl w:ilvl="2">
+      <w:start w:val="1"/>
+      <w:numFmt w:val="bullet"/>
+      <w:lvlText w:val=""/>
+      <w:lvlJc w:val="left"/>
+      <w:pPr>
+        <w:tabs>
+          <w:tab w:val="num" w:pos="2127"/>
+        </w:tabs>
+        <w:ind w:left="2127" w:hanging="283"/>
+      </w:pPr>
+      <w:rPr>
+        <w:rFonts w:ascii="Symbol" w:hAnsi="Symbol" w:cs="Symbol" w:hint="default"/>
+      </w:rPr>
+    </w:lvl>
+    <w:lvl w:ilvl="3">
+      <w:start w:val="1"/>
+      <w:numFmt w:val="bullet"/>
+      <w:lvlText w:val=""/>
+      <w:lvlJc w:val="left"/>
+      <w:pPr>
+        <w:tabs>
+          <w:tab w:val="num" w:pos="2836"/>
+        </w:tabs>
+        <w:ind w:left="2836" w:hanging="283"/>
+      </w:pPr>
+      <w:rPr>
+        <w:rFonts w:ascii="Symbol" w:hAnsi="Symbol" w:cs="Symbol" w:hint="default"/>
+      </w:rPr>
+    </w:lvl>
+    <w:lvl w:ilvl="4">
+      <w:start w:val="1"/>
+      <w:numFmt w:val="bullet"/>
+      <w:lvlText w:val=""/>
+      <w:lvlJc w:val="left"/>
+      <w:pPr>
+        <w:tabs>
+          <w:tab w:val="num" w:pos="3545"/>
+        </w:tabs>
+        <w:ind w:left="3545" w:hanging="283"/>
+      </w:pPr>
+      <w:rPr>
+        <w:rFonts w:ascii="Symbol" w:hAnsi="Symbol" w:cs="Symbol" w:hint="default"/>
+      </w:rPr>
+    </w:lvl>
+    <w:lvl w:ilvl="5">
+      <w:start w:val="1"/>
+      <w:numFmt w:val="bullet"/>
+      <w:lvlText w:val=""/>
+      <w:lvlJc w:val="left"/>
+      <w:pPr>
+        <w:tabs>
+          <w:tab w:val="num" w:pos="4254"/>
+        </w:tabs>
+        <w:ind w:left="4254" w:hanging="283"/>
+      </w:pPr>
+      <w:rPr>
+        <w:rFonts w:ascii="Symbol" w:hAnsi="Symbol" w:cs="Symbol" w:hint="default"/>
+      </w:rPr>
+    </w:lvl>
+    <w:lvl w:ilvl="6">
+      <w:start w:val="1"/>
+      <w:numFmt w:val="bullet"/>
+      <w:lvlText w:val=""/>
+      <w:lvlJc w:val="left"/>
+      <w:pPr>
+        <w:tabs>
+          <w:tab w:val="num" w:pos="4963"/>
+        </w:tabs>
+        <w:ind w:left="4963" w:hanging="283"/>
+      </w:pPr>
+      <w:rPr>
+        <w:rFonts w:ascii="Symbol" w:hAnsi="Symbol" w:cs="Symbol" w:hint="default"/>
+      </w:rPr>
+    </w:lvl>
+    <w:lvl w:ilvl="7">
+      <w:start w:val="1"/>
+      <w:numFmt w:val="bullet"/>
+      <w:lvlText w:val=""/>
+      <w:lvlJc w:val="left"/>
+      <w:pPr>
+        <w:tabs>
+          <w:tab w:val="num" w:pos="5672"/>
+        </w:tabs>
+        <w:ind w:left="5672" w:hanging="283"/>
+      </w:pPr>
+      <w:rPr>
+        <w:rFonts w:ascii="Symbol" w:hAnsi="Symbol" w:cs="Symbol" w:hint="default"/>
+      </w:rPr>
+    </w:lvl>
+    <w:lvl w:ilvl="8">
+      <w:start w:val="1"/>
+      <w:numFmt w:val="bullet"/>
+      <w:lvlText w:val=""/>
+      <w:lvlJc w:val="left"/>
+      <w:pPr>
+        <w:tabs>
+          <w:tab w:val="num" w:pos="6381"/>
+        </w:tabs>
+        <w:ind w:left="6381" w:hanging="283"/>
+      </w:pPr>
+      <w:rPr>
+        <w:rFonts w:ascii="Symbol" w:hAnsi="Symbol" w:cs="Symbol" w:hint="default"/>
+      </w:rPr>
+    </w:lvl>
+  </w:abstractNum>
+  <w:abstractNum w:abstractNumId="19">
+    <w:lvl w:ilvl="0">
+      <w:start w:val="1"/>
+      <w:numFmt w:val="bullet"/>
+      <w:lvlText w:val=""/>
+      <w:lvlJc w:val="left"/>
+      <w:pPr>
+        <w:tabs>
+          <w:tab w:val="num" w:pos="709"/>
+        </w:tabs>
+        <w:ind w:left="709" w:hanging="283"/>
+      </w:pPr>
+      <w:rPr>
+        <w:rFonts w:ascii="Symbol" w:hAnsi="Symbol" w:cs="Symbol" w:hint="default"/>
+      </w:rPr>
+    </w:lvl>
+    <w:lvl w:ilvl="1">
+      <w:start w:val="1"/>
+      <w:numFmt w:val="bullet"/>
+      <w:lvlText w:val=""/>
+      <w:lvlJc w:val="left"/>
+      <w:pPr>
+        <w:tabs>
+          <w:tab w:val="num" w:pos="1418"/>
+        </w:tabs>
+        <w:ind w:left="1418" w:hanging="283"/>
+      </w:pPr>
+      <w:rPr>
+        <w:rFonts w:ascii="Symbol" w:hAnsi="Symbol" w:cs="Symbol" w:hint="default"/>
+      </w:rPr>
+    </w:lvl>
+    <w:lvl w:ilvl="2">
+      <w:start w:val="1"/>
+      <w:numFmt w:val="bullet"/>
+      <w:lvlText w:val=""/>
+      <w:lvlJc w:val="left"/>
+      <w:pPr>
+        <w:tabs>
+          <w:tab w:val="num" w:pos="2127"/>
+        </w:tabs>
+        <w:ind w:left="2127" w:hanging="283"/>
+      </w:pPr>
+      <w:rPr>
+        <w:rFonts w:ascii="Symbol" w:hAnsi="Symbol" w:cs="Symbol" w:hint="default"/>
+      </w:rPr>
+    </w:lvl>
+    <w:lvl w:ilvl="3">
+      <w:start w:val="1"/>
+      <w:numFmt w:val="bullet"/>
+      <w:lvlText w:val=""/>
+      <w:lvlJc w:val="left"/>
+      <w:pPr>
+        <w:tabs>
+          <w:tab w:val="num" w:pos="2836"/>
+        </w:tabs>
+        <w:ind w:left="2836" w:hanging="283"/>
+      </w:pPr>
+      <w:rPr>
+        <w:rFonts w:ascii="Symbol" w:hAnsi="Symbol" w:cs="Symbol" w:hint="default"/>
+      </w:rPr>
+    </w:lvl>
+    <w:lvl w:ilvl="4">
+      <w:start w:val="1"/>
+      <w:numFmt w:val="bullet"/>
+      <w:lvlText w:val=""/>
+      <w:lvlJc w:val="left"/>
+      <w:pPr>
+        <w:tabs>
+          <w:tab w:val="num" w:pos="3545"/>
+        </w:tabs>
+        <w:ind w:left="3545" w:hanging="283"/>
+      </w:pPr>
+      <w:rPr>
+        <w:rFonts w:ascii="Symbol" w:hAnsi="Symbol" w:cs="Symbol" w:hint="default"/>
+      </w:rPr>
+    </w:lvl>
+    <w:lvl w:ilvl="5">
+      <w:start w:val="1"/>
+      <w:numFmt w:val="bullet"/>
+      <w:lvlText w:val=""/>
+      <w:lvlJc w:val="left"/>
+      <w:pPr>
+        <w:tabs>
+          <w:tab w:val="num" w:pos="4254"/>
+        </w:tabs>
+        <w:ind w:left="4254" w:hanging="283"/>
+      </w:pPr>
+      <w:rPr>
+        <w:rFonts w:ascii="Symbol" w:hAnsi="Symbol" w:cs="Symbol" w:hint="default"/>
+      </w:rPr>
+    </w:lvl>
+    <w:lvl w:ilvl="6">
+      <w:start w:val="1"/>
+      <w:numFmt w:val="bullet"/>
+      <w:lvlText w:val=""/>
+      <w:lvlJc w:val="left"/>
+      <w:pPr>
+        <w:tabs>
+          <w:tab w:val="num" w:pos="4963"/>
+        </w:tabs>
+        <w:ind w:left="4963" w:hanging="283"/>
+      </w:pPr>
+      <w:rPr>
+        <w:rFonts w:ascii="Symbol" w:hAnsi="Symbol" w:cs="Symbol" w:hint="default"/>
+      </w:rPr>
+    </w:lvl>
+    <w:lvl w:ilvl="7">
+      <w:start w:val="1"/>
+      <w:numFmt w:val="bullet"/>
+      <w:lvlText w:val=""/>
+      <w:lvlJc w:val="left"/>
+      <w:pPr>
+        <w:tabs>
+          <w:tab w:val="num" w:pos="5672"/>
+        </w:tabs>
+        <w:ind w:left="5672" w:hanging="283"/>
+      </w:pPr>
+      <w:rPr>
+        <w:rFonts w:ascii="Symbol" w:hAnsi="Symbol" w:cs="Symbol" w:hint="default"/>
+      </w:rPr>
+    </w:lvl>
+    <w:lvl w:ilvl="8">
+      <w:start w:val="1"/>
+      <w:numFmt w:val="bullet"/>
+      <w:lvlText w:val=""/>
+      <w:lvlJc w:val="left"/>
+      <w:pPr>
+        <w:tabs>
+          <w:tab w:val="num" w:pos="6381"/>
+        </w:tabs>
+        <w:ind w:left="6381" w:hanging="283"/>
+      </w:pPr>
+      <w:rPr>
+        <w:rFonts w:ascii="Symbol" w:hAnsi="Symbol" w:cs="Symbol" w:hint="default"/>
+      </w:rPr>
+    </w:lvl>
+  </w:abstractNum>
+  <w:abstractNum w:abstractNumId="20">
+    <w:lvl w:ilvl="0">
+      <w:start w:val="1"/>
       <w:numFmt w:val="decimal"/>
       <w:lvlText w:val="%1."/>
       <w:lvlJc w:val="left"/>
@@ -6764,7 +8044,7 @@
       <w:rPr/>
     </w:lvl>
   </w:abstractNum>
-  <w:abstractNum w:abstractNumId="18">
+  <w:abstractNum w:abstractNumId="21">
     <w:lvl w:ilvl="0">
       <w:start w:val="1"/>
       <w:numFmt w:val="bullet"/>
@@ -6954,6 +8234,15 @@
   </w:num>
   <w:num w:numId="18">
     <w:abstractNumId w:val="18"/>
+  </w:num>
+  <w:num w:numId="19">
+    <w:abstractNumId w:val="19"/>
+  </w:num>
+  <w:num w:numId="20">
+    <w:abstractNumId w:val="20"/>
+  </w:num>
+  <w:num w:numId="21">
+    <w:abstractNumId w:val="21"/>
   </w:num>
 </w:numbering>
 </file>
